--- a/doc/大作业文档/03-需求规格说明书.docx
+++ b/doc/大作业文档/03-需求规格说明书.docx
@@ -141,14 +141,12 @@
         </w:rPr>
         <w:t xml:space="preserve">  </w:t>
       </w:r>
-      <w:proofErr w:type="gramStart"/>
       <w:r>
         <w:rPr>
           <w:rFonts w:hint="eastAsia"/>
         </w:rPr>
         <w:t>学年第</w:t>
       </w:r>
-      <w:proofErr w:type="gramEnd"/>
       <w:r>
         <w:rPr>
           <w:bCs/>
@@ -1045,15 +1043,7 @@
           </w:tcPr>
           <w:p>
             <w:r>
-              <w:t>智能食堂点餐与</w:t>
-            </w:r>
-            <w:proofErr w:type="gramStart"/>
-            <w:r>
-              <w:t>取餐微服务系统</w:t>
-            </w:r>
-            <w:proofErr w:type="gramEnd"/>
-            <w:r>
-              <w:t>（</w:t>
+              <w:t>智能食堂点餐与取餐微服务系统（</w:t>
             </w:r>
             <w:r>
               <w:t>smart-canteen</w:t>
@@ -1237,13 +1227,8 @@
         <w:t>"</w:t>
       </w:r>
       <w:r>
-        <w:t>智能食堂点餐与</w:t>
-      </w:r>
-      <w:proofErr w:type="gramStart"/>
-      <w:r>
-        <w:t>取餐微服务系统</w:t>
-      </w:r>
-      <w:proofErr w:type="gramEnd"/>
+        <w:t>智能食堂点餐与取餐微服务系统</w:t>
+      </w:r>
       <w:r>
         <w:t>"</w:t>
       </w:r>
@@ -1619,13 +1604,8 @@
             <w:r>
               <w:t xml:space="preserve">6 </w:t>
             </w:r>
-            <w:proofErr w:type="gramStart"/>
-            <w:r>
-              <w:t>位数字</w:t>
-            </w:r>
-            <w:proofErr w:type="gramEnd"/>
-            <w:r>
-              <w:t>唯一码，用于商家核销取餐，下单时生成</w:t>
+            <w:r>
+              <w:t>位数字唯一码，用于商家核销取餐，下单时生成</w:t>
             </w:r>
           </w:p>
         </w:tc>
@@ -1754,13 +1734,8 @@
       <w:r>
         <w:t>"</w:t>
       </w:r>
-      <w:proofErr w:type="gramStart"/>
-      <w:r>
-        <w:t>扫码点</w:t>
-      </w:r>
-      <w:proofErr w:type="gramEnd"/>
-      <w:r>
-        <w:t>餐</w:t>
+      <w:r>
+        <w:t>扫码点餐</w:t>
       </w:r>
       <w:r>
         <w:t xml:space="preserve"> → </w:t>
@@ -1784,15 +1759,7 @@
         <w:t>"</w:t>
       </w:r>
       <w:r>
-        <w:t>四步闭环，提供低延迟、可水平扩展、易于离线部署的</w:t>
-      </w:r>
-      <w:proofErr w:type="gramStart"/>
-      <w:r>
-        <w:t>微服务</w:t>
-      </w:r>
-      <w:proofErr w:type="gramEnd"/>
-      <w:r>
-        <w:t>范例。</w:t>
+        <w:t>四步闭环，提供低延迟、可水平扩展、易于离线部署的微服务范例。</w:t>
       </w:r>
     </w:p>
     <w:p>
@@ -2245,23 +2212,7 @@
           <w:rFonts w:ascii="Consolas" w:eastAsia="Consolas" w:hAnsi="Consolas"/>
           <w:sz w:val="18"/>
         </w:rPr>
-        <w:t xml:space="preserve">      UC16((商家核销</w:t>
-      </w:r>
-      <w:proofErr w:type="gramStart"/>
-      <w:r>
-        <w:rPr>
-          <w:rFonts w:ascii="Consolas" w:eastAsia="Consolas" w:hAnsi="Consolas"/>
-          <w:sz w:val="18"/>
-        </w:rPr>
-        <w:t>取餐码</w:t>
-      </w:r>
-      <w:proofErr w:type="gramEnd"/>
-      <w:r>
-        <w:rPr>
-          <w:rFonts w:ascii="Consolas" w:eastAsia="Consolas" w:hAnsi="Consolas"/>
-          <w:sz w:val="18"/>
-        </w:rPr>
-        <w:t>))</w:t>
+        <w:t xml:space="preserve">      UC16((商家核销取餐码))</w:t>
       </w:r>
     </w:p>
     <w:p>
@@ -2997,13 +2948,8 @@
             <w:r>
               <w:t xml:space="preserve"> + </w:t>
             </w:r>
-            <w:proofErr w:type="gramStart"/>
-            <w:r>
-              <w:t>学工号注册</w:t>
-            </w:r>
-            <w:proofErr w:type="gramEnd"/>
-            <w:r>
-              <w:t>账号</w:t>
+            <w:r>
+              <w:t>学工号注册账号</w:t>
             </w:r>
           </w:p>
         </w:tc>
@@ -3016,15 +2962,7 @@
               <w:cnfStyle w:val="000000100000" w:firstRow="0" w:lastRow="0" w:firstColumn="0" w:lastColumn="0" w:oddVBand="0" w:evenVBand="0" w:oddHBand="1" w:evenHBand="0" w:firstRowFirstColumn="0" w:firstRowLastColumn="0" w:lastRowFirstColumn="0" w:lastRowLastColumn="0"/>
             </w:pPr>
             <w:r>
-              <w:t>手机号、</w:t>
-            </w:r>
-            <w:proofErr w:type="gramStart"/>
-            <w:r>
-              <w:t>学工号</w:t>
-            </w:r>
-            <w:proofErr w:type="gramEnd"/>
-            <w:r>
-              <w:t>唯一；密码</w:t>
+              <w:t>手机号、学工号唯一；密码</w:t>
             </w:r>
             <w:r>
               <w:t xml:space="preserve"> </w:t>
@@ -3536,13 +3474,8 @@
             <w:r>
               <w:t>/</w:t>
             </w:r>
-            <w:proofErr w:type="gramStart"/>
-            <w:r>
-              <w:t>学工号过滤分</w:t>
-            </w:r>
-            <w:proofErr w:type="gramEnd"/>
-            <w:r>
-              <w:t>页</w:t>
+            <w:r>
+              <w:t>学工号过滤分页</w:t>
             </w:r>
           </w:p>
         </w:tc>
@@ -4289,13 +4222,8 @@
             <w:pPr>
               <w:cnfStyle w:val="000000100000" w:firstRow="0" w:lastRow="0" w:firstColumn="0" w:lastColumn="0" w:oddVBand="0" w:evenVBand="0" w:oddHBand="1" w:evenHBand="0" w:firstRowFirstColumn="0" w:firstRowLastColumn="0" w:lastRowFirstColumn="0" w:lastRowLastColumn="0"/>
             </w:pPr>
-            <w:proofErr w:type="gramStart"/>
-            <w:r>
-              <w:t>学生端只看上</w:t>
-            </w:r>
-            <w:proofErr w:type="gramEnd"/>
-            <w:r>
-              <w:t>架</w:t>
+            <w:r>
+              <w:t>学生端只看上架</w:t>
             </w:r>
           </w:p>
         </w:tc>
@@ -5576,15 +5504,7 @@
               <w:t>=30min</w:t>
             </w:r>
             <w:r>
-              <w:t>；</w:t>
-            </w:r>
-            <w:proofErr w:type="gramStart"/>
-            <w:r>
-              <w:t>失败回滚</w:t>
-            </w:r>
-            <w:proofErr w:type="gramEnd"/>
-            <w:r>
-              <w:t>已扣库存</w:t>
+              <w:t>；失败回滚已扣库存</w:t>
             </w:r>
           </w:p>
         </w:tc>
@@ -6305,17 +6225,12 @@
               <w:cnfStyle w:val="000000000000" w:firstRow="0" w:lastRow="0" w:firstColumn="0" w:lastColumn="0" w:oddVBand="0" w:evenVBand="0" w:oddHBand="0" w:evenHBand="0" w:firstRowFirstColumn="0" w:firstRowLastColumn="0" w:lastRowFirstColumn="0" w:lastRowLastColumn="0"/>
             </w:pPr>
             <w:r>
-              <w:t>按</w:t>
-            </w:r>
-            <w:proofErr w:type="gramStart"/>
-            <w:r>
-              <w:t>取餐码</w:t>
+              <w:t>按取餐码</w:t>
             </w:r>
             <w:r>
               <w:lastRenderedPageBreak/>
               <w:t>查询</w:t>
             </w:r>
-            <w:proofErr w:type="gramEnd"/>
           </w:p>
         </w:tc>
         <w:tc>
@@ -6566,13 +6481,8 @@
               <w:cnfStyle w:val="000000100000" w:firstRow="0" w:lastRow="0" w:firstColumn="0" w:lastColumn="0" w:oddVBand="0" w:evenVBand="0" w:oddHBand="1" w:evenHBand="0" w:firstRowFirstColumn="0" w:firstRowLastColumn="0" w:lastRowFirstColumn="0" w:lastRowLastColumn="0"/>
             </w:pPr>
             <w:r>
-              <w:t>批量</w:t>
-            </w:r>
-            <w:proofErr w:type="gramStart"/>
-            <w:r>
-              <w:t>改状态</w:t>
-            </w:r>
-            <w:proofErr w:type="gramEnd"/>
+              <w:t>批量改状态</w:t>
+            </w:r>
           </w:p>
         </w:tc>
         <w:tc>
@@ -7111,17 +7021,12 @@
             </w:pPr>
             <w:r>
               <w:lastRenderedPageBreak/>
-              <w:t>名称、位置、商家、</w:t>
-            </w:r>
-            <w:proofErr w:type="gramStart"/>
-            <w:r>
-              <w:t>取餐号前</w:t>
+              <w:t>名称、位置、商家、取餐号前</w:t>
             </w:r>
             <w:r>
               <w:lastRenderedPageBreak/>
               <w:t>缀</w:t>
             </w:r>
-            <w:proofErr w:type="gramEnd"/>
           </w:p>
         </w:tc>
         <w:tc>
@@ -7522,11 +7427,9 @@
               <w:t>wid</w:t>
             </w:r>
             <w:proofErr w:type="spellEnd"/>
-            <w:proofErr w:type="gramStart"/>
             <w:r>
               <w:t>}:queue</w:t>
             </w:r>
-            <w:proofErr w:type="gramEnd"/>
           </w:p>
         </w:tc>
         <w:tc>
@@ -8688,13 +8591,8 @@
             <w:r>
               <w:t xml:space="preserve"> / </w:t>
             </w:r>
-            <w:proofErr w:type="gramStart"/>
-            <w:r>
-              <w:t>用户级限流</w:t>
-            </w:r>
-            <w:proofErr w:type="gramEnd"/>
-            <w:r>
-              <w:t>参数（评分要求</w:t>
+            <w:r>
+              <w:t>用户级限流参数（评分要求</w:t>
             </w:r>
             <w:r>
               <w:t xml:space="preserve"> P1 </w:t>
@@ -8739,15 +8637,7 @@
               <w:cnfStyle w:val="000000000000" w:firstRow="0" w:lastRow="0" w:firstColumn="0" w:lastColumn="0" w:oddVBand="0" w:evenVBand="0" w:oddHBand="0" w:evenHBand="0" w:firstRowFirstColumn="0" w:firstRowLastColumn="0" w:lastRowFirstColumn="0" w:lastRowLastColumn="0"/>
             </w:pPr>
             <w:r>
-              <w:t>内部错误</w:t>
-            </w:r>
-            <w:proofErr w:type="gramStart"/>
-            <w:r>
-              <w:t>透传业务码</w:t>
-            </w:r>
-            <w:proofErr w:type="gramEnd"/>
-            <w:r>
-              <w:t>；网关层</w:t>
+              <w:t>内部错误透传业务码；网关层</w:t>
             </w:r>
             <w:r>
               <w:t xml:space="preserve"> 401 </w:t>
@@ -9484,15 +9374,7 @@
         <w:t xml:space="preserve">• </w:t>
       </w:r>
       <w:r>
-        <w:t>单</w:t>
-      </w:r>
-      <w:proofErr w:type="gramStart"/>
-      <w:r>
-        <w:t>微服务</w:t>
-      </w:r>
-      <w:proofErr w:type="gramEnd"/>
-      <w:r>
-        <w:t>故障不影响登录与基础查询；</w:t>
+        <w:t>单微服务故障不影响登录与基础查询；</w:t>
       </w:r>
     </w:p>
     <w:p>
@@ -10258,13 +10140,8 @@
       <w:r>
         <w:t xml:space="preserve">• </w:t>
       </w:r>
-      <w:proofErr w:type="gramStart"/>
-      <w:r>
-        <w:t>当前仅</w:t>
-      </w:r>
-      <w:proofErr w:type="gramEnd"/>
-      <w:r>
-        <w:t>简体中文；</w:t>
+      <w:r>
+        <w:t>当前仅简体中文；</w:t>
       </w:r>
     </w:p>
     <w:p>
@@ -10934,13 +10811,8 @@
               <w:cnfStyle w:val="000000000000" w:firstRow="0" w:lastRow="0" w:firstColumn="0" w:lastColumn="0" w:oddVBand="0" w:evenVBand="0" w:oddHBand="0" w:evenHBand="0" w:firstRowFirstColumn="0" w:firstRowLastColumn="0" w:lastRowFirstColumn="0" w:lastRowLastColumn="0"/>
             </w:pPr>
             <w:r>
-              <w:t>注册时手机号或</w:t>
-            </w:r>
-            <w:proofErr w:type="gramStart"/>
-            <w:r>
-              <w:t>学工号冲突</w:t>
-            </w:r>
-            <w:proofErr w:type="gramEnd"/>
+              <w:t>注册时手机号或学工号冲突</w:t>
+            </w:r>
           </w:p>
         </w:tc>
       </w:tr>
@@ -11336,13 +11208,8 @@
             <w:r>
               <w:t xml:space="preserve"> / </w:t>
             </w:r>
-            <w:proofErr w:type="gramStart"/>
-            <w:r>
-              <w:t>删</w:t>
-            </w:r>
-            <w:proofErr w:type="gramEnd"/>
-            <w:r>
-              <w:t>菜品被阻拦</w:t>
+            <w:r>
+              <w:t>删菜品被阻拦</w:t>
             </w:r>
           </w:p>
         </w:tc>
@@ -11476,13 +11343,8 @@
             <w:r>
               <w:t xml:space="preserve"> / </w:t>
             </w:r>
-            <w:proofErr w:type="gramStart"/>
-            <w:r>
-              <w:t>删</w:t>
-            </w:r>
-            <w:proofErr w:type="gramEnd"/>
-            <w:r>
-              <w:t>窗口时活动订单未清</w:t>
+            <w:r>
+              <w:t>删窗口时活动订单未清</w:t>
             </w:r>
           </w:p>
         </w:tc>
@@ -11939,40 +11801,32 @@
       </w:r>
       <w:r>
         <w:rPr>
+          <w:rFonts w:hint="eastAsia"/>
+        </w:rPr>
+        <w:t xml:space="preserve"> </w:t>
+      </w:r>
+      <w:r>
+        <w:t xml:space="preserve"> </w:t>
+      </w:r>
+      <w:r>
+        <w:t>与</w:t>
+      </w:r>
+      <w:r>
+        <w:t xml:space="preserve"> </w:t>
+      </w:r>
+      <w:r>
+        <w:rPr>
           <w:color w:val="0563C1"/>
           <w:u w:val="single"/>
         </w:rPr>
-        <w:t>.md</w:t>
-      </w:r>
-      <w:r>
-        <w:t xml:space="preserve"> §4 </w:t>
-      </w:r>
-      <w:r>
-        <w:t>与</w:t>
-      </w:r>
-      <w:r>
-        <w:t xml:space="preserve"> </w:t>
+        <w:t>05-</w:t>
       </w:r>
       <w:r>
         <w:rPr>
           <w:color w:val="0563C1"/>
           <w:u w:val="single"/>
         </w:rPr>
-        <w:t>05-</w:t>
-      </w:r>
-      <w:r>
-        <w:rPr>
-          <w:color w:val="0563C1"/>
-          <w:u w:val="single"/>
-        </w:rPr>
         <w:t>详细设计说明书</w:t>
-      </w:r>
-      <w:r>
-        <w:rPr>
-          <w:color w:val="0563C1"/>
-          <w:u w:val="single"/>
-        </w:rPr>
-        <w:t>.md</w:t>
       </w:r>
       <w:r>
         <w:t>。</w:t>
@@ -12032,13 +11886,8 @@
       <w:r>
         <w:t xml:space="preserve"> 4 </w:t>
       </w:r>
-      <w:proofErr w:type="gramStart"/>
-      <w:r>
-        <w:t>个</w:t>
-      </w:r>
-      <w:proofErr w:type="gramEnd"/>
-      <w:r>
-        <w:t>库（</w:t>
+      <w:r>
+        <w:t>个库（</w:t>
       </w:r>
       <w:proofErr w:type="spellStart"/>
       <w:r>
@@ -12110,17 +11959,55 @@
           <w:rFonts w:ascii="Consolas" w:eastAsia="Consolas" w:hAnsi="Consolas"/>
           <w:sz w:val="18"/>
         </w:rPr>
-        <w:t xml:space="preserve"> ||--</w:t>
-      </w:r>
-      <w:proofErr w:type="gramStart"/>
-      <w:r>
-        <w:rPr>
-          <w:rFonts w:ascii="Consolas" w:eastAsia="Consolas" w:hAnsi="Consolas"/>
-          <w:sz w:val="18"/>
-        </w:rPr>
-        <w:t>o{ orders</w:t>
-      </w:r>
-      <w:proofErr w:type="gramEnd"/>
+        <w:t xml:space="preserve"> ||--o{ orders : </w:t>
+      </w:r>
+      <w:proofErr w:type="spellStart"/>
+      <w:r>
+        <w:rPr>
+          <w:rFonts w:ascii="Consolas" w:eastAsia="Consolas" w:hAnsi="Consolas"/>
+          <w:sz w:val="18"/>
+        </w:rPr>
+        <w:t>userId</w:t>
+      </w:r>
+      <w:proofErr w:type="spellEnd"/>
+    </w:p>
+    <w:p>
+      <w:pPr>
+        <w:spacing w:before="20" w:after="20"/>
+        <w:ind w:left="567"/>
+      </w:pPr>
+      <w:r>
+        <w:rPr>
+          <w:rFonts w:ascii="Consolas" w:eastAsia="Consolas" w:hAnsi="Consolas"/>
+          <w:sz w:val="18"/>
+        </w:rPr>
+        <w:t xml:space="preserve">    </w:t>
+      </w:r>
+      <w:proofErr w:type="spellStart"/>
+      <w:r>
+        <w:rPr>
+          <w:rFonts w:ascii="Consolas" w:eastAsia="Consolas" w:hAnsi="Consolas"/>
+          <w:sz w:val="18"/>
+        </w:rPr>
+        <w:t>sys_user</w:t>
+      </w:r>
+      <w:proofErr w:type="spellEnd"/>
+      <w:r>
+        <w:rPr>
+          <w:rFonts w:ascii="Consolas" w:eastAsia="Consolas" w:hAnsi="Consolas"/>
+          <w:sz w:val="18"/>
+        </w:rPr>
+        <w:t xml:space="preserve"> ||--o{ </w:t>
+      </w:r>
+      <w:proofErr w:type="spellStart"/>
+      <w:r>
+        <w:rPr>
+          <w:rFonts w:ascii="Consolas" w:eastAsia="Consolas" w:hAnsi="Consolas"/>
+          <w:sz w:val="18"/>
+        </w:rPr>
+        <w:t>canteen_window</w:t>
+      </w:r>
+      <w:proofErr w:type="spellEnd"/>
       <w:r>
         <w:rPr>
           <w:rFonts w:ascii="Consolas" w:eastAsia="Consolas" w:hAnsi="Consolas"/>
@@ -12134,7 +12021,7 @@
           <w:rFonts w:ascii="Consolas" w:eastAsia="Consolas" w:hAnsi="Consolas"/>
           <w:sz w:val="18"/>
         </w:rPr>
-        <w:t>userId</w:t>
+        <w:t>merchantId</w:t>
       </w:r>
       <w:proofErr w:type="spellEnd"/>
     </w:p>
@@ -12156,7 +12043,7 @@
           <w:rFonts w:ascii="Consolas" w:eastAsia="Consolas" w:hAnsi="Consolas"/>
           <w:sz w:val="18"/>
         </w:rPr>
-        <w:t>sys_user</w:t>
+        <w:t>canteen_window</w:t>
       </w:r>
       <w:proofErr w:type="spellEnd"/>
       <w:r>
@@ -12164,15 +12051,7 @@
           <w:rFonts w:ascii="Consolas" w:eastAsia="Consolas" w:hAnsi="Consolas"/>
           <w:sz w:val="18"/>
         </w:rPr>
-        <w:t xml:space="preserve"> ||--</w:t>
-      </w:r>
-      <w:proofErr w:type="gramStart"/>
-      <w:r>
-        <w:rPr>
-          <w:rFonts w:ascii="Consolas" w:eastAsia="Consolas" w:hAnsi="Consolas"/>
-          <w:sz w:val="18"/>
-        </w:rPr>
-        <w:t xml:space="preserve">o{ </w:t>
+        <w:t xml:space="preserve"> ||--o{ orders : </w:t>
       </w:r>
       <w:proofErr w:type="spellStart"/>
       <w:r>
@@ -12180,39 +12059,21 @@
           <w:rFonts w:ascii="Consolas" w:eastAsia="Consolas" w:hAnsi="Consolas"/>
           <w:sz w:val="18"/>
         </w:rPr>
-        <w:t>canteen</w:t>
-      </w:r>
-      <w:proofErr w:type="gramEnd"/>
-      <w:r>
-        <w:rPr>
-          <w:rFonts w:ascii="Consolas" w:eastAsia="Consolas" w:hAnsi="Consolas"/>
-          <w:sz w:val="18"/>
-        </w:rPr>
-        <w:t>_</w:t>
-      </w:r>
-      <w:proofErr w:type="gramStart"/>
-      <w:r>
-        <w:rPr>
-          <w:rFonts w:ascii="Consolas" w:eastAsia="Consolas" w:hAnsi="Consolas"/>
-          <w:sz w:val="18"/>
-        </w:rPr>
-        <w:t>window</w:t>
+        <w:t>windowId</w:t>
       </w:r>
       <w:proofErr w:type="spellEnd"/>
-      <w:r>
-        <w:rPr>
-          <w:rFonts w:ascii="Consolas" w:eastAsia="Consolas" w:hAnsi="Consolas"/>
-          <w:sz w:val="18"/>
-        </w:rPr>
-        <w:t xml:space="preserve"> :</w:t>
-      </w:r>
-      <w:proofErr w:type="gramEnd"/>
-      <w:r>
-        <w:rPr>
-          <w:rFonts w:ascii="Consolas" w:eastAsia="Consolas" w:hAnsi="Consolas"/>
-          <w:sz w:val="18"/>
-        </w:rPr>
-        <w:t xml:space="preserve"> </w:t>
+    </w:p>
+    <w:p>
+      <w:pPr>
+        <w:spacing w:before="20" w:after="20"/>
+        <w:ind w:left="567"/>
+      </w:pPr>
+      <w:r>
+        <w:rPr>
+          <w:rFonts w:ascii="Consolas" w:eastAsia="Consolas" w:hAnsi="Consolas"/>
+          <w:sz w:val="18"/>
+        </w:rPr>
+        <w:t xml:space="preserve">    </w:t>
       </w:r>
       <w:proofErr w:type="spellStart"/>
       <w:r>
@@ -12220,9 +12081,41 @@
           <w:rFonts w:ascii="Consolas" w:eastAsia="Consolas" w:hAnsi="Consolas"/>
           <w:sz w:val="18"/>
         </w:rPr>
-        <w:t>merchantId</w:t>
+        <w:t>canteen_window</w:t>
       </w:r>
       <w:proofErr w:type="spellEnd"/>
+      <w:r>
+        <w:rPr>
+          <w:rFonts w:ascii="Consolas" w:eastAsia="Consolas" w:hAnsi="Consolas"/>
+          <w:sz w:val="18"/>
+        </w:rPr>
+        <w:t xml:space="preserve"> ||--o{ </w:t>
+      </w:r>
+      <w:proofErr w:type="spellStart"/>
+      <w:r>
+        <w:rPr>
+          <w:rFonts w:ascii="Consolas" w:eastAsia="Consolas" w:hAnsi="Consolas"/>
+          <w:sz w:val="18"/>
+        </w:rPr>
+        <w:t>pickup_record</w:t>
+      </w:r>
+      <w:proofErr w:type="spellEnd"/>
+      <w:r>
+        <w:rPr>
+          <w:rFonts w:ascii="Consolas" w:eastAsia="Consolas" w:hAnsi="Consolas"/>
+          <w:sz w:val="18"/>
+        </w:rPr>
+        <w:t xml:space="preserve"> : </w:t>
+      </w:r>
+      <w:proofErr w:type="spellStart"/>
+      <w:r>
+        <w:rPr>
+          <w:rFonts w:ascii="Consolas" w:eastAsia="Consolas" w:hAnsi="Consolas"/>
+          <w:sz w:val="18"/>
+        </w:rPr>
+        <w:t>windowId</w:t>
+      </w:r>
+      <w:proofErr w:type="spellEnd"/>
     </w:p>
     <w:p>
       <w:pPr>
@@ -12234,6 +12127,82 @@
           <w:rFonts w:ascii="Consolas" w:eastAsia="Consolas" w:hAnsi="Consolas"/>
           <w:sz w:val="18"/>
         </w:rPr>
+        <w:t xml:space="preserve">    dish ||--o{ </w:t>
+      </w:r>
+      <w:proofErr w:type="spellStart"/>
+      <w:r>
+        <w:rPr>
+          <w:rFonts w:ascii="Consolas" w:eastAsia="Consolas" w:hAnsi="Consolas"/>
+          <w:sz w:val="18"/>
+        </w:rPr>
+        <w:t>menu_dish</w:t>
+      </w:r>
+      <w:proofErr w:type="spellEnd"/>
+      <w:r>
+        <w:rPr>
+          <w:rFonts w:ascii="Consolas" w:eastAsia="Consolas" w:hAnsi="Consolas"/>
+          <w:sz w:val="18"/>
+        </w:rPr>
+        <w:t xml:space="preserve"> : </w:t>
+      </w:r>
+      <w:proofErr w:type="spellStart"/>
+      <w:r>
+        <w:rPr>
+          <w:rFonts w:ascii="Consolas" w:eastAsia="Consolas" w:hAnsi="Consolas"/>
+          <w:sz w:val="18"/>
+        </w:rPr>
+        <w:t>dishId</w:t>
+      </w:r>
+      <w:proofErr w:type="spellEnd"/>
+    </w:p>
+    <w:p>
+      <w:pPr>
+        <w:spacing w:before="20" w:after="20"/>
+        <w:ind w:left="567"/>
+      </w:pPr>
+      <w:r>
+        <w:rPr>
+          <w:rFonts w:ascii="Consolas" w:eastAsia="Consolas" w:hAnsi="Consolas"/>
+          <w:sz w:val="18"/>
+        </w:rPr>
+        <w:t xml:space="preserve">    menu ||--o{ </w:t>
+      </w:r>
+      <w:proofErr w:type="spellStart"/>
+      <w:r>
+        <w:rPr>
+          <w:rFonts w:ascii="Consolas" w:eastAsia="Consolas" w:hAnsi="Consolas"/>
+          <w:sz w:val="18"/>
+        </w:rPr>
+        <w:t>menu_dish</w:t>
+      </w:r>
+      <w:proofErr w:type="spellEnd"/>
+      <w:r>
+        <w:rPr>
+          <w:rFonts w:ascii="Consolas" w:eastAsia="Consolas" w:hAnsi="Consolas"/>
+          <w:sz w:val="18"/>
+        </w:rPr>
+        <w:t xml:space="preserve"> : </w:t>
+      </w:r>
+      <w:proofErr w:type="spellStart"/>
+      <w:r>
+        <w:rPr>
+          <w:rFonts w:ascii="Consolas" w:eastAsia="Consolas" w:hAnsi="Consolas"/>
+          <w:sz w:val="18"/>
+        </w:rPr>
+        <w:t>menuId</w:t>
+      </w:r>
+      <w:proofErr w:type="spellEnd"/>
+    </w:p>
+    <w:p>
+      <w:pPr>
+        <w:spacing w:before="20" w:after="20"/>
+        <w:ind w:left="567"/>
+      </w:pPr>
+      <w:r>
+        <w:rPr>
+          <w:rFonts w:ascii="Consolas" w:eastAsia="Consolas" w:hAnsi="Consolas"/>
+          <w:sz w:val="18"/>
+        </w:rPr>
         <w:t xml:space="preserve">    </w:t>
       </w:r>
       <w:proofErr w:type="spellStart"/>
@@ -12242,7 +12211,7 @@
           <w:rFonts w:ascii="Consolas" w:eastAsia="Consolas" w:hAnsi="Consolas"/>
           <w:sz w:val="18"/>
         </w:rPr>
-        <w:t>canteen_window</w:t>
+        <w:t>menu_dish</w:t>
       </w:r>
       <w:proofErr w:type="spellEnd"/>
       <w:r>
@@ -12250,17 +12219,17 @@
           <w:rFonts w:ascii="Consolas" w:eastAsia="Consolas" w:hAnsi="Consolas"/>
           <w:sz w:val="18"/>
         </w:rPr>
-        <w:t xml:space="preserve"> ||--</w:t>
-      </w:r>
-      <w:proofErr w:type="gramStart"/>
-      <w:r>
-        <w:rPr>
-          <w:rFonts w:ascii="Consolas" w:eastAsia="Consolas" w:hAnsi="Consolas"/>
-          <w:sz w:val="18"/>
-        </w:rPr>
-        <w:t>o{ orders</w:t>
-      </w:r>
-      <w:proofErr w:type="gramEnd"/>
+        <w:t xml:space="preserve"> ||--o{ </w:t>
+      </w:r>
+      <w:proofErr w:type="spellStart"/>
+      <w:r>
+        <w:rPr>
+          <w:rFonts w:ascii="Consolas" w:eastAsia="Consolas" w:hAnsi="Consolas"/>
+          <w:sz w:val="18"/>
+        </w:rPr>
+        <w:t>order_item</w:t>
+      </w:r>
+      <w:proofErr w:type="spellEnd"/>
       <w:r>
         <w:rPr>
           <w:rFonts w:ascii="Consolas" w:eastAsia="Consolas" w:hAnsi="Consolas"/>
@@ -12274,7 +12243,7 @@
           <w:rFonts w:ascii="Consolas" w:eastAsia="Consolas" w:hAnsi="Consolas"/>
           <w:sz w:val="18"/>
         </w:rPr>
-        <w:t>windowId</w:t>
+        <w:t>menuDishId</w:t>
       </w:r>
       <w:proofErr w:type="spellEnd"/>
     </w:p>
@@ -12288,7 +12257,7 @@
           <w:rFonts w:ascii="Consolas" w:eastAsia="Consolas" w:hAnsi="Consolas"/>
           <w:sz w:val="18"/>
         </w:rPr>
-        <w:t xml:space="preserve">    </w:t>
+        <w:t xml:space="preserve">    orders ||--o{ </w:t>
       </w:r>
       <w:proofErr w:type="spellStart"/>
       <w:r>
@@ -12296,7 +12265,7 @@
           <w:rFonts w:ascii="Consolas" w:eastAsia="Consolas" w:hAnsi="Consolas"/>
           <w:sz w:val="18"/>
         </w:rPr>
-        <w:t>canteen_window</w:t>
+        <w:t>order_item</w:t>
       </w:r>
       <w:proofErr w:type="spellEnd"/>
       <w:r>
@@ -12304,15 +12273,7 @@
           <w:rFonts w:ascii="Consolas" w:eastAsia="Consolas" w:hAnsi="Consolas"/>
           <w:sz w:val="18"/>
         </w:rPr>
-        <w:t xml:space="preserve"> ||--</w:t>
-      </w:r>
-      <w:proofErr w:type="gramStart"/>
-      <w:r>
-        <w:rPr>
-          <w:rFonts w:ascii="Consolas" w:eastAsia="Consolas" w:hAnsi="Consolas"/>
-          <w:sz w:val="18"/>
-        </w:rPr>
-        <w:t xml:space="preserve">o{ </w:t>
+        <w:t xml:space="preserve"> : </w:t>
       </w:r>
       <w:proofErr w:type="spellStart"/>
       <w:r>
@@ -12320,39 +12281,21 @@
           <w:rFonts w:ascii="Consolas" w:eastAsia="Consolas" w:hAnsi="Consolas"/>
           <w:sz w:val="18"/>
         </w:rPr>
-        <w:t>pickup</w:t>
-      </w:r>
-      <w:proofErr w:type="gramEnd"/>
-      <w:r>
-        <w:rPr>
-          <w:rFonts w:ascii="Consolas" w:eastAsia="Consolas" w:hAnsi="Consolas"/>
-          <w:sz w:val="18"/>
-        </w:rPr>
-        <w:t>_</w:t>
-      </w:r>
-      <w:proofErr w:type="gramStart"/>
-      <w:r>
-        <w:rPr>
-          <w:rFonts w:ascii="Consolas" w:eastAsia="Consolas" w:hAnsi="Consolas"/>
-          <w:sz w:val="18"/>
-        </w:rPr>
-        <w:t>record</w:t>
+        <w:t>orderId</w:t>
       </w:r>
       <w:proofErr w:type="spellEnd"/>
-      <w:r>
-        <w:rPr>
-          <w:rFonts w:ascii="Consolas" w:eastAsia="Consolas" w:hAnsi="Consolas"/>
-          <w:sz w:val="18"/>
-        </w:rPr>
-        <w:t xml:space="preserve"> :</w:t>
-      </w:r>
-      <w:proofErr w:type="gramEnd"/>
-      <w:r>
-        <w:rPr>
-          <w:rFonts w:ascii="Consolas" w:eastAsia="Consolas" w:hAnsi="Consolas"/>
-          <w:sz w:val="18"/>
-        </w:rPr>
-        <w:t xml:space="preserve"> </w:t>
+    </w:p>
+    <w:p>
+      <w:pPr>
+        <w:spacing w:before="20" w:after="20"/>
+        <w:ind w:left="567"/>
+      </w:pPr>
+      <w:r>
+        <w:rPr>
+          <w:rFonts w:ascii="Consolas" w:eastAsia="Consolas" w:hAnsi="Consolas"/>
+          <w:sz w:val="18"/>
+        </w:rPr>
+        <w:t xml:space="preserve">    orders ||--o{ </w:t>
       </w:r>
       <w:proofErr w:type="spellStart"/>
       <w:r>
@@ -12360,365 +12303,15 @@
           <w:rFonts w:ascii="Consolas" w:eastAsia="Consolas" w:hAnsi="Consolas"/>
           <w:sz w:val="18"/>
         </w:rPr>
-        <w:t>windowId</w:t>
+        <w:t>pickup_record</w:t>
       </w:r>
       <w:proofErr w:type="spellEnd"/>
-    </w:p>
-    <w:p>
-      <w:pPr>
-        <w:spacing w:before="20" w:after="20"/>
-        <w:ind w:left="567"/>
-      </w:pPr>
-      <w:r>
-        <w:rPr>
-          <w:rFonts w:ascii="Consolas" w:eastAsia="Consolas" w:hAnsi="Consolas"/>
-          <w:sz w:val="18"/>
-        </w:rPr>
-        <w:t xml:space="preserve">    dish ||--</w:t>
-      </w:r>
-      <w:proofErr w:type="gramStart"/>
-      <w:r>
-        <w:rPr>
-          <w:rFonts w:ascii="Consolas" w:eastAsia="Consolas" w:hAnsi="Consolas"/>
-          <w:sz w:val="18"/>
-        </w:rPr>
-        <w:t xml:space="preserve">o{ </w:t>
-      </w:r>
-      <w:proofErr w:type="spellStart"/>
-      <w:r>
-        <w:rPr>
-          <w:rFonts w:ascii="Consolas" w:eastAsia="Consolas" w:hAnsi="Consolas"/>
-          <w:sz w:val="18"/>
-        </w:rPr>
-        <w:t>menu</w:t>
-      </w:r>
-      <w:proofErr w:type="gramEnd"/>
-      <w:r>
-        <w:rPr>
-          <w:rFonts w:ascii="Consolas" w:eastAsia="Consolas" w:hAnsi="Consolas"/>
-          <w:sz w:val="18"/>
-        </w:rPr>
-        <w:t>_</w:t>
-      </w:r>
-      <w:proofErr w:type="gramStart"/>
-      <w:r>
-        <w:rPr>
-          <w:rFonts w:ascii="Consolas" w:eastAsia="Consolas" w:hAnsi="Consolas"/>
-          <w:sz w:val="18"/>
-        </w:rPr>
-        <w:t>dish</w:t>
-      </w:r>
-      <w:proofErr w:type="spellEnd"/>
-      <w:r>
-        <w:rPr>
-          <w:rFonts w:ascii="Consolas" w:eastAsia="Consolas" w:hAnsi="Consolas"/>
-          <w:sz w:val="18"/>
-        </w:rPr>
-        <w:t xml:space="preserve"> :</w:t>
-      </w:r>
-      <w:proofErr w:type="gramEnd"/>
-      <w:r>
-        <w:rPr>
-          <w:rFonts w:ascii="Consolas" w:eastAsia="Consolas" w:hAnsi="Consolas"/>
-          <w:sz w:val="18"/>
-        </w:rPr>
-        <w:t xml:space="preserve"> </w:t>
-      </w:r>
-      <w:proofErr w:type="spellStart"/>
-      <w:r>
-        <w:rPr>
-          <w:rFonts w:ascii="Consolas" w:eastAsia="Consolas" w:hAnsi="Consolas"/>
-          <w:sz w:val="18"/>
-        </w:rPr>
-        <w:t>dishId</w:t>
-      </w:r>
-      <w:proofErr w:type="spellEnd"/>
-    </w:p>
-    <w:p>
-      <w:pPr>
-        <w:spacing w:before="20" w:after="20"/>
-        <w:ind w:left="567"/>
-      </w:pPr>
-      <w:r>
-        <w:rPr>
-          <w:rFonts w:ascii="Consolas" w:eastAsia="Consolas" w:hAnsi="Consolas"/>
-          <w:sz w:val="18"/>
-        </w:rPr>
-        <w:t xml:space="preserve">    menu ||--</w:t>
-      </w:r>
-      <w:proofErr w:type="gramStart"/>
-      <w:r>
-        <w:rPr>
-          <w:rFonts w:ascii="Consolas" w:eastAsia="Consolas" w:hAnsi="Consolas"/>
-          <w:sz w:val="18"/>
-        </w:rPr>
-        <w:t xml:space="preserve">o{ </w:t>
-      </w:r>
-      <w:proofErr w:type="spellStart"/>
-      <w:r>
-        <w:rPr>
-          <w:rFonts w:ascii="Consolas" w:eastAsia="Consolas" w:hAnsi="Consolas"/>
-          <w:sz w:val="18"/>
-        </w:rPr>
-        <w:t>menu</w:t>
-      </w:r>
-      <w:proofErr w:type="gramEnd"/>
-      <w:r>
-        <w:rPr>
-          <w:rFonts w:ascii="Consolas" w:eastAsia="Consolas" w:hAnsi="Consolas"/>
-          <w:sz w:val="18"/>
-        </w:rPr>
-        <w:t>_</w:t>
-      </w:r>
-      <w:proofErr w:type="gramStart"/>
-      <w:r>
-        <w:rPr>
-          <w:rFonts w:ascii="Consolas" w:eastAsia="Consolas" w:hAnsi="Consolas"/>
-          <w:sz w:val="18"/>
-        </w:rPr>
-        <w:t>dish</w:t>
-      </w:r>
-      <w:proofErr w:type="spellEnd"/>
-      <w:r>
-        <w:rPr>
-          <w:rFonts w:ascii="Consolas" w:eastAsia="Consolas" w:hAnsi="Consolas"/>
-          <w:sz w:val="18"/>
-        </w:rPr>
-        <w:t xml:space="preserve"> :</w:t>
-      </w:r>
-      <w:proofErr w:type="gramEnd"/>
-      <w:r>
-        <w:rPr>
-          <w:rFonts w:ascii="Consolas" w:eastAsia="Consolas" w:hAnsi="Consolas"/>
-          <w:sz w:val="18"/>
-        </w:rPr>
-        <w:t xml:space="preserve"> </w:t>
-      </w:r>
-      <w:proofErr w:type="spellStart"/>
-      <w:r>
-        <w:rPr>
-          <w:rFonts w:ascii="Consolas" w:eastAsia="Consolas" w:hAnsi="Consolas"/>
-          <w:sz w:val="18"/>
-        </w:rPr>
-        <w:t>menuId</w:t>
-      </w:r>
-      <w:proofErr w:type="spellEnd"/>
-    </w:p>
-    <w:p>
-      <w:pPr>
-        <w:spacing w:before="20" w:after="20"/>
-        <w:ind w:left="567"/>
-      </w:pPr>
-      <w:r>
-        <w:rPr>
-          <w:rFonts w:ascii="Consolas" w:eastAsia="Consolas" w:hAnsi="Consolas"/>
-          <w:sz w:val="18"/>
-        </w:rPr>
-        <w:t xml:space="preserve">    </w:t>
-      </w:r>
-      <w:proofErr w:type="spellStart"/>
-      <w:r>
-        <w:rPr>
-          <w:rFonts w:ascii="Consolas" w:eastAsia="Consolas" w:hAnsi="Consolas"/>
-          <w:sz w:val="18"/>
-        </w:rPr>
-        <w:t>menu_dish</w:t>
-      </w:r>
-      <w:proofErr w:type="spellEnd"/>
-      <w:r>
-        <w:rPr>
-          <w:rFonts w:ascii="Consolas" w:eastAsia="Consolas" w:hAnsi="Consolas"/>
-          <w:sz w:val="18"/>
-        </w:rPr>
-        <w:t xml:space="preserve"> ||--</w:t>
-      </w:r>
-      <w:proofErr w:type="gramStart"/>
-      <w:r>
-        <w:rPr>
-          <w:rFonts w:ascii="Consolas" w:eastAsia="Consolas" w:hAnsi="Consolas"/>
-          <w:sz w:val="18"/>
-        </w:rPr>
-        <w:t xml:space="preserve">o{ </w:t>
-      </w:r>
-      <w:proofErr w:type="spellStart"/>
-      <w:r>
-        <w:rPr>
-          <w:rFonts w:ascii="Consolas" w:eastAsia="Consolas" w:hAnsi="Consolas"/>
-          <w:sz w:val="18"/>
-        </w:rPr>
-        <w:t>order</w:t>
-      </w:r>
-      <w:proofErr w:type="gramEnd"/>
-      <w:r>
-        <w:rPr>
-          <w:rFonts w:ascii="Consolas" w:eastAsia="Consolas" w:hAnsi="Consolas"/>
-          <w:sz w:val="18"/>
-        </w:rPr>
-        <w:t>_</w:t>
-      </w:r>
-      <w:proofErr w:type="gramStart"/>
-      <w:r>
-        <w:rPr>
-          <w:rFonts w:ascii="Consolas" w:eastAsia="Consolas" w:hAnsi="Consolas"/>
-          <w:sz w:val="18"/>
-        </w:rPr>
-        <w:t>item</w:t>
-      </w:r>
-      <w:proofErr w:type="spellEnd"/>
-      <w:r>
-        <w:rPr>
-          <w:rFonts w:ascii="Consolas" w:eastAsia="Consolas" w:hAnsi="Consolas"/>
-          <w:sz w:val="18"/>
-        </w:rPr>
-        <w:t xml:space="preserve"> :</w:t>
-      </w:r>
-      <w:proofErr w:type="gramEnd"/>
-      <w:r>
-        <w:rPr>
-          <w:rFonts w:ascii="Consolas" w:eastAsia="Consolas" w:hAnsi="Consolas"/>
-          <w:sz w:val="18"/>
-        </w:rPr>
-        <w:t xml:space="preserve"> </w:t>
-      </w:r>
-      <w:proofErr w:type="spellStart"/>
-      <w:r>
-        <w:rPr>
-          <w:rFonts w:ascii="Consolas" w:eastAsia="Consolas" w:hAnsi="Consolas"/>
-          <w:sz w:val="18"/>
-        </w:rPr>
-        <w:t>menuDishId</w:t>
-      </w:r>
-      <w:proofErr w:type="spellEnd"/>
-    </w:p>
-    <w:p>
-      <w:pPr>
-        <w:spacing w:before="20" w:after="20"/>
-        <w:ind w:left="567"/>
-      </w:pPr>
-      <w:r>
-        <w:rPr>
-          <w:rFonts w:ascii="Consolas" w:eastAsia="Consolas" w:hAnsi="Consolas"/>
-          <w:sz w:val="18"/>
-        </w:rPr>
-        <w:t xml:space="preserve">    orders ||--</w:t>
-      </w:r>
-      <w:proofErr w:type="gramStart"/>
-      <w:r>
-        <w:rPr>
-          <w:rFonts w:ascii="Consolas" w:eastAsia="Consolas" w:hAnsi="Consolas"/>
-          <w:sz w:val="18"/>
-        </w:rPr>
-        <w:t xml:space="preserve">o{ </w:t>
-      </w:r>
-      <w:proofErr w:type="spellStart"/>
-      <w:r>
-        <w:rPr>
-          <w:rFonts w:ascii="Consolas" w:eastAsia="Consolas" w:hAnsi="Consolas"/>
-          <w:sz w:val="18"/>
-        </w:rPr>
-        <w:t>order</w:t>
-      </w:r>
-      <w:proofErr w:type="gramEnd"/>
-      <w:r>
-        <w:rPr>
-          <w:rFonts w:ascii="Consolas" w:eastAsia="Consolas" w:hAnsi="Consolas"/>
-          <w:sz w:val="18"/>
-        </w:rPr>
-        <w:t>_</w:t>
-      </w:r>
-      <w:proofErr w:type="gramStart"/>
-      <w:r>
-        <w:rPr>
-          <w:rFonts w:ascii="Consolas" w:eastAsia="Consolas" w:hAnsi="Consolas"/>
-          <w:sz w:val="18"/>
-        </w:rPr>
-        <w:t>item</w:t>
-      </w:r>
-      <w:proofErr w:type="spellEnd"/>
-      <w:r>
-        <w:rPr>
-          <w:rFonts w:ascii="Consolas" w:eastAsia="Consolas" w:hAnsi="Consolas"/>
-          <w:sz w:val="18"/>
-        </w:rPr>
-        <w:t xml:space="preserve"> :</w:t>
-      </w:r>
-      <w:proofErr w:type="gramEnd"/>
-      <w:r>
-        <w:rPr>
-          <w:rFonts w:ascii="Consolas" w:eastAsia="Consolas" w:hAnsi="Consolas"/>
-          <w:sz w:val="18"/>
-        </w:rPr>
-        <w:t xml:space="preserve"> </w:t>
-      </w:r>
-      <w:proofErr w:type="spellStart"/>
-      <w:r>
-        <w:rPr>
-          <w:rFonts w:ascii="Consolas" w:eastAsia="Consolas" w:hAnsi="Consolas"/>
-          <w:sz w:val="18"/>
-        </w:rPr>
-        <w:t>orderId</w:t>
-      </w:r>
-      <w:proofErr w:type="spellEnd"/>
-    </w:p>
-    <w:p>
-      <w:pPr>
-        <w:spacing w:before="20" w:after="20"/>
-        <w:ind w:left="567"/>
-      </w:pPr>
-      <w:r>
-        <w:rPr>
-          <w:rFonts w:ascii="Consolas" w:eastAsia="Consolas" w:hAnsi="Consolas"/>
-          <w:sz w:val="18"/>
-        </w:rPr>
-        <w:t xml:space="preserve">    orders ||--</w:t>
-      </w:r>
-      <w:proofErr w:type="gramStart"/>
-      <w:r>
-        <w:rPr>
-          <w:rFonts w:ascii="Consolas" w:eastAsia="Consolas" w:hAnsi="Consolas"/>
-          <w:sz w:val="18"/>
-        </w:rPr>
-        <w:t xml:space="preserve">o{ </w:t>
-      </w:r>
-      <w:proofErr w:type="spellStart"/>
-      <w:r>
-        <w:rPr>
-          <w:rFonts w:ascii="Consolas" w:eastAsia="Consolas" w:hAnsi="Consolas"/>
-          <w:sz w:val="18"/>
-        </w:rPr>
-        <w:t>pickup</w:t>
-      </w:r>
-      <w:proofErr w:type="gramEnd"/>
-      <w:r>
-        <w:rPr>
-          <w:rFonts w:ascii="Consolas" w:eastAsia="Consolas" w:hAnsi="Consolas"/>
-          <w:sz w:val="18"/>
-        </w:rPr>
-        <w:t>_</w:t>
-      </w:r>
-      <w:proofErr w:type="gramStart"/>
-      <w:r>
-        <w:rPr>
-          <w:rFonts w:ascii="Consolas" w:eastAsia="Consolas" w:hAnsi="Consolas"/>
-          <w:sz w:val="18"/>
-        </w:rPr>
-        <w:t>record</w:t>
-      </w:r>
-      <w:proofErr w:type="spellEnd"/>
-      <w:r>
-        <w:rPr>
-          <w:rFonts w:ascii="Consolas" w:eastAsia="Consolas" w:hAnsi="Consolas"/>
-          <w:sz w:val="18"/>
-        </w:rPr>
-        <w:t xml:space="preserve"> :</w:t>
-      </w:r>
-      <w:proofErr w:type="gramEnd"/>
-      <w:r>
-        <w:rPr>
-          <w:rFonts w:ascii="Consolas" w:eastAsia="Consolas" w:hAnsi="Consolas"/>
-          <w:sz w:val="18"/>
-        </w:rPr>
-        <w:t xml:space="preserve"> </w:t>
+      <w:r>
+        <w:rPr>
+          <w:rFonts w:ascii="Consolas" w:eastAsia="Consolas" w:hAnsi="Consolas"/>
+          <w:sz w:val="18"/>
+        </w:rPr>
+        <w:t xml:space="preserve"> : </w:t>
       </w:r>
       <w:proofErr w:type="spellStart"/>
       <w:r>
@@ -14884,11 +14477,9 @@
             <w:tcW w:w="2769" w:type="dxa"/>
           </w:tcPr>
           <w:p>
-            <w:proofErr w:type="gramStart"/>
             <w:r>
               <w:t>队列回查</w:t>
             </w:r>
-            <w:proofErr w:type="gramEnd"/>
           </w:p>
         </w:tc>
       </w:tr>
@@ -14978,21 +14569,17 @@
             <w:tcW w:w="2769" w:type="dxa"/>
           </w:tcPr>
           <w:p>
-            <w:proofErr w:type="gramStart"/>
             <w:r>
               <w:t>window:{</w:t>
             </w:r>
             <w:proofErr w:type="spellStart"/>
-            <w:proofErr w:type="gramEnd"/>
             <w:r>
               <w:t>wid</w:t>
             </w:r>
             <w:proofErr w:type="spellEnd"/>
-            <w:proofErr w:type="gramStart"/>
             <w:r>
               <w:t>}:queue</w:t>
             </w:r>
-            <w:proofErr w:type="gramEnd"/>
           </w:p>
         </w:tc>
         <w:tc>
@@ -15039,21 +14626,17 @@
             <w:tcW w:w="2769" w:type="dxa"/>
           </w:tcPr>
           <w:p>
-            <w:proofErr w:type="gramStart"/>
             <w:r>
               <w:t>window:{</w:t>
             </w:r>
             <w:proofErr w:type="spellStart"/>
-            <w:proofErr w:type="gramEnd"/>
             <w:r>
               <w:t>wid</w:t>
             </w:r>
             <w:proofErr w:type="spellEnd"/>
-            <w:proofErr w:type="gramStart"/>
             <w:r>
               <w:t>}:current</w:t>
             </w:r>
-            <w:proofErr w:type="gramEnd"/>
           </w:p>
         </w:tc>
         <w:tc>
@@ -15091,21 +14674,17 @@
             <w:tcW w:w="2769" w:type="dxa"/>
           </w:tcPr>
           <w:p>
-            <w:proofErr w:type="gramStart"/>
             <w:r>
               <w:t>window:{</w:t>
             </w:r>
             <w:proofErr w:type="spellStart"/>
-            <w:proofErr w:type="gramEnd"/>
             <w:r>
               <w:t>wid</w:t>
             </w:r>
             <w:proofErr w:type="spellEnd"/>
-            <w:proofErr w:type="gramStart"/>
             <w:r>
               <w:t>}:history</w:t>
             </w:r>
-            <w:proofErr w:type="gramEnd"/>
           </w:p>
         </w:tc>
         <w:tc>
@@ -15149,21 +14728,17 @@
             <w:tcW w:w="2769" w:type="dxa"/>
           </w:tcPr>
           <w:p>
-            <w:proofErr w:type="gramStart"/>
             <w:r>
               <w:t>window:{</w:t>
             </w:r>
             <w:proofErr w:type="spellStart"/>
-            <w:proofErr w:type="gramEnd"/>
             <w:r>
               <w:t>wid</w:t>
             </w:r>
             <w:proofErr w:type="spellEnd"/>
-            <w:proofErr w:type="gramStart"/>
             <w:r>
               <w:t>}:seq</w:t>
             </w:r>
-            <w:proofErr w:type="gramEnd"/>
           </w:p>
         </w:tc>
         <w:tc>
@@ -15182,15 +14757,7 @@
           </w:tcPr>
           <w:p>
             <w:r>
-              <w:t>取</w:t>
-            </w:r>
-            <w:proofErr w:type="gramStart"/>
-            <w:r>
-              <w:t>餐号自</w:t>
-            </w:r>
-            <w:proofErr w:type="gramEnd"/>
-            <w:r>
-              <w:t>增序列</w:t>
+              <w:t>取餐号自增序列</w:t>
             </w:r>
           </w:p>
         </w:tc>
@@ -15496,13 +15063,8 @@
       <w:r>
         <w:t xml:space="preserve"> / </w:t>
       </w:r>
-      <w:proofErr w:type="gramStart"/>
-      <w:r>
-        <w:t>学工号</w:t>
-      </w:r>
-      <w:proofErr w:type="gramEnd"/>
-      <w:r>
-        <w:t>只能注册一个用户；</w:t>
+      <w:r>
+        <w:t>学工号只能注册一个用户；</w:t>
       </w:r>
     </w:p>
     <w:p>
@@ -15551,11 +15113,9 @@
       <w:r>
         <w:t xml:space="preserve">• </w:t>
       </w:r>
-      <w:proofErr w:type="gramStart"/>
       <w:r>
         <w:t>取餐码</w:t>
       </w:r>
-      <w:proofErr w:type="gramEnd"/>
       <w:r>
         <w:t xml:space="preserve"> 6 </w:t>
       </w:r>
@@ -15728,15 +15288,7 @@
         <w:t xml:space="preserve">• </w:t>
       </w:r>
       <w:r>
-        <w:t>部署节点</w:t>
-      </w:r>
-      <w:proofErr w:type="gramStart"/>
-      <w:r>
-        <w:t>须能够</w:t>
-      </w:r>
-      <w:proofErr w:type="gramEnd"/>
-      <w:r>
-        <w:t>通过</w:t>
+        <w:t>部署节点须能够通过</w:t>
       </w:r>
       <w:r>
         <w:t xml:space="preserve"> host.k3d.internal </w:t>
@@ -15767,15 +15319,7 @@
         <w:t xml:space="preserve">• pickup-service </w:t>
       </w:r>
       <w:r>
-        <w:t>副本</w:t>
-      </w:r>
-      <w:proofErr w:type="gramStart"/>
-      <w:r>
-        <w:t>数固定</w:t>
-      </w:r>
-      <w:proofErr w:type="gramEnd"/>
-      <w:r>
-        <w:t>为</w:t>
+        <w:t>副本数固定为</w:t>
       </w:r>
       <w:r>
         <w:t xml:space="preserve"> 1</w:t>
@@ -15847,18 +15391,8 @@
           <w:b/>
           <w:sz w:val="26"/>
         </w:rPr>
-        <w:t>法律与合</w:t>
-      </w:r>
-      <w:proofErr w:type="gramStart"/>
-      <w:r>
-        <w:rPr>
-          <w:rFonts w:ascii="Arial" w:eastAsia="黑体" w:hAnsi="Arial"/>
-          <w:b/>
-          <w:sz w:val="26"/>
-        </w:rPr>
-        <w:t>规</w:t>
-      </w:r>
-      <w:proofErr w:type="gramEnd"/>
+        <w:t>法律与合规</w:t>
+      </w:r>
     </w:p>
     <w:p>
       <w:pPr>
@@ -15979,11 +15513,9 @@
             <w:r>
               <w:t xml:space="preserve">5 </w:t>
             </w:r>
-            <w:proofErr w:type="gramStart"/>
             <w:r>
               <w:t>个</w:t>
             </w:r>
-            <w:proofErr w:type="gramEnd"/>
             <w:r>
               <w:t xml:space="preserve"> Spring Boot </w:t>
             </w:r>

--- a/doc/大作业文档/03-需求规格说明书.docx
+++ b/doc/大作业文档/03-需求规格说明书.docx
@@ -141,12 +141,14 @@
         </w:rPr>
         <w:t xml:space="preserve">  </w:t>
       </w:r>
+      <w:proofErr w:type="gramStart"/>
       <w:r>
         <w:rPr>
           <w:rFonts w:hint="eastAsia"/>
         </w:rPr>
         <w:t>学年第</w:t>
       </w:r>
+      <w:proofErr w:type="gramEnd"/>
       <w:r>
         <w:rPr>
           <w:bCs/>
@@ -256,11 +258,19 @@
       </w:pPr>
       <w:r>
         <w:rPr>
+          <w:rFonts w:ascii="华文新魏" w:eastAsia="华文新魏"/>
+          <w:sz w:val="72"/>
+          <w:szCs w:val="72"/>
+        </w:rPr>
+        <w:t>大</w:t>
+      </w:r>
+      <w:r>
+        <w:rPr>
           <w:rFonts w:ascii="华文新魏" w:eastAsia="华文新魏" w:hint="eastAsia"/>
           <w:sz w:val="72"/>
           <w:szCs w:val="72"/>
         </w:rPr>
-        <w:t>期中作业</w:t>
+        <w:t>作业</w:t>
       </w:r>
     </w:p>
     <w:p/>
@@ -1043,7 +1053,15 @@
           </w:tcPr>
           <w:p>
             <w:r>
-              <w:t>智能食堂点餐与取餐微服务系统（</w:t>
+              <w:t>智能食堂点餐与</w:t>
+            </w:r>
+            <w:proofErr w:type="gramStart"/>
+            <w:r>
+              <w:t>取餐微服务系统</w:t>
+            </w:r>
+            <w:proofErr w:type="gramEnd"/>
+            <w:r>
+              <w:t>（</w:t>
             </w:r>
             <w:r>
               <w:t>smart-canteen</w:t>
@@ -1227,8 +1245,13 @@
         <w:t>"</w:t>
       </w:r>
       <w:r>
-        <w:t>智能食堂点餐与取餐微服务系统</w:t>
-      </w:r>
+        <w:t>智能食堂点餐与</w:t>
+      </w:r>
+      <w:proofErr w:type="gramStart"/>
+      <w:r>
+        <w:t>取餐微服务系统</w:t>
+      </w:r>
+      <w:proofErr w:type="gramEnd"/>
       <w:r>
         <w:t>"</w:t>
       </w:r>
@@ -1604,8 +1627,13 @@
             <w:r>
               <w:t xml:space="preserve">6 </w:t>
             </w:r>
-            <w:r>
-              <w:t>位数字唯一码，用于商家核销取餐，下单时生成</w:t>
+            <w:proofErr w:type="gramStart"/>
+            <w:r>
+              <w:t>位数字</w:t>
+            </w:r>
+            <w:proofErr w:type="gramEnd"/>
+            <w:r>
+              <w:t>唯一码，用于商家核销取餐，下单时生成</w:t>
             </w:r>
           </w:p>
         </w:tc>
@@ -1734,8 +1762,13 @@
       <w:r>
         <w:t>"</w:t>
       </w:r>
-      <w:r>
-        <w:t>扫码点餐</w:t>
+      <w:proofErr w:type="gramStart"/>
+      <w:r>
+        <w:t>扫码点</w:t>
+      </w:r>
+      <w:proofErr w:type="gramEnd"/>
+      <w:r>
+        <w:t>餐</w:t>
       </w:r>
       <w:r>
         <w:t xml:space="preserve"> → </w:t>
@@ -1759,7 +1792,15 @@
         <w:t>"</w:t>
       </w:r>
       <w:r>
-        <w:t>四步闭环，提供低延迟、可水平扩展、易于离线部署的微服务范例。</w:t>
+        <w:t>四步闭环，提供低延迟、可水平扩展、易于离线部署的</w:t>
+      </w:r>
+      <w:proofErr w:type="gramStart"/>
+      <w:r>
+        <w:t>微服务</w:t>
+      </w:r>
+      <w:proofErr w:type="gramEnd"/>
+      <w:r>
+        <w:t>范例。</w:t>
       </w:r>
     </w:p>
     <w:p>
@@ -2212,7 +2253,23 @@
           <w:rFonts w:ascii="Consolas" w:eastAsia="Consolas" w:hAnsi="Consolas"/>
           <w:sz w:val="18"/>
         </w:rPr>
-        <w:t xml:space="preserve">      UC16((商家核销取餐码))</w:t>
+        <w:t xml:space="preserve">      UC16((商家核销</w:t>
+      </w:r>
+      <w:proofErr w:type="gramStart"/>
+      <w:r>
+        <w:rPr>
+          <w:rFonts w:ascii="Consolas" w:eastAsia="Consolas" w:hAnsi="Consolas"/>
+          <w:sz w:val="18"/>
+        </w:rPr>
+        <w:t>取餐码</w:t>
+      </w:r>
+      <w:proofErr w:type="gramEnd"/>
+      <w:r>
+        <w:rPr>
+          <w:rFonts w:ascii="Consolas" w:eastAsia="Consolas" w:hAnsi="Consolas"/>
+          <w:sz w:val="18"/>
+        </w:rPr>
+        <w:t>))</w:t>
       </w:r>
     </w:p>
     <w:p>
@@ -2948,8 +3005,13 @@
             <w:r>
               <w:t xml:space="preserve"> + </w:t>
             </w:r>
-            <w:r>
-              <w:t>学工号注册账号</w:t>
+            <w:proofErr w:type="gramStart"/>
+            <w:r>
+              <w:t>学工号注册</w:t>
+            </w:r>
+            <w:proofErr w:type="gramEnd"/>
+            <w:r>
+              <w:t>账号</w:t>
             </w:r>
           </w:p>
         </w:tc>
@@ -2962,7 +3024,15 @@
               <w:cnfStyle w:val="000000100000" w:firstRow="0" w:lastRow="0" w:firstColumn="0" w:lastColumn="0" w:oddVBand="0" w:evenVBand="0" w:oddHBand="1" w:evenHBand="0" w:firstRowFirstColumn="0" w:firstRowLastColumn="0" w:lastRowFirstColumn="0" w:lastRowLastColumn="0"/>
             </w:pPr>
             <w:r>
-              <w:t>手机号、学工号唯一；密码</w:t>
+              <w:t>手机号、</w:t>
+            </w:r>
+            <w:proofErr w:type="gramStart"/>
+            <w:r>
+              <w:t>学工号</w:t>
+            </w:r>
+            <w:proofErr w:type="gramEnd"/>
+            <w:r>
+              <w:t>唯一；密码</w:t>
             </w:r>
             <w:r>
               <w:t xml:space="preserve"> </w:t>
@@ -3474,8 +3544,13 @@
             <w:r>
               <w:t>/</w:t>
             </w:r>
-            <w:r>
-              <w:t>学工号过滤分页</w:t>
+            <w:proofErr w:type="gramStart"/>
+            <w:r>
+              <w:t>学工号过滤分</w:t>
+            </w:r>
+            <w:proofErr w:type="gramEnd"/>
+            <w:r>
+              <w:t>页</w:t>
             </w:r>
           </w:p>
         </w:tc>
@@ -4222,8 +4297,13 @@
             <w:pPr>
               <w:cnfStyle w:val="000000100000" w:firstRow="0" w:lastRow="0" w:firstColumn="0" w:lastColumn="0" w:oddVBand="0" w:evenVBand="0" w:oddHBand="1" w:evenHBand="0" w:firstRowFirstColumn="0" w:firstRowLastColumn="0" w:lastRowFirstColumn="0" w:lastRowLastColumn="0"/>
             </w:pPr>
-            <w:r>
-              <w:t>学生端只看上架</w:t>
+            <w:proofErr w:type="gramStart"/>
+            <w:r>
+              <w:t>学生端只看上</w:t>
+            </w:r>
+            <w:proofErr w:type="gramEnd"/>
+            <w:r>
+              <w:t>架</w:t>
             </w:r>
           </w:p>
         </w:tc>
@@ -5504,7 +5584,15 @@
               <w:t>=30min</w:t>
             </w:r>
             <w:r>
-              <w:t>；失败回滚已扣库存</w:t>
+              <w:t>；</w:t>
+            </w:r>
+            <w:proofErr w:type="gramStart"/>
+            <w:r>
+              <w:t>失败回滚</w:t>
+            </w:r>
+            <w:proofErr w:type="gramEnd"/>
+            <w:r>
+              <w:t>已扣库存</w:t>
             </w:r>
           </w:p>
         </w:tc>
@@ -6225,12 +6313,17 @@
               <w:cnfStyle w:val="000000000000" w:firstRow="0" w:lastRow="0" w:firstColumn="0" w:lastColumn="0" w:oddVBand="0" w:evenVBand="0" w:oddHBand="0" w:evenHBand="0" w:firstRowFirstColumn="0" w:firstRowLastColumn="0" w:lastRowFirstColumn="0" w:lastRowLastColumn="0"/>
             </w:pPr>
             <w:r>
-              <w:t>按取餐码</w:t>
+              <w:t>按</w:t>
+            </w:r>
+            <w:proofErr w:type="gramStart"/>
+            <w:r>
+              <w:t>取餐码</w:t>
             </w:r>
             <w:r>
               <w:lastRenderedPageBreak/>
               <w:t>查询</w:t>
             </w:r>
+            <w:proofErr w:type="gramEnd"/>
           </w:p>
         </w:tc>
         <w:tc>
@@ -6481,8 +6574,13 @@
               <w:cnfStyle w:val="000000100000" w:firstRow="0" w:lastRow="0" w:firstColumn="0" w:lastColumn="0" w:oddVBand="0" w:evenVBand="0" w:oddHBand="1" w:evenHBand="0" w:firstRowFirstColumn="0" w:firstRowLastColumn="0" w:lastRowFirstColumn="0" w:lastRowLastColumn="0"/>
             </w:pPr>
             <w:r>
-              <w:t>批量改状态</w:t>
-            </w:r>
+              <w:t>批量</w:t>
+            </w:r>
+            <w:proofErr w:type="gramStart"/>
+            <w:r>
+              <w:t>改状态</w:t>
+            </w:r>
+            <w:proofErr w:type="gramEnd"/>
           </w:p>
         </w:tc>
         <w:tc>
@@ -7021,12 +7119,17 @@
             </w:pPr>
             <w:r>
               <w:lastRenderedPageBreak/>
-              <w:t>名称、位置、商家、取餐号前</w:t>
+              <w:t>名称、位置、商家、</w:t>
+            </w:r>
+            <w:proofErr w:type="gramStart"/>
+            <w:r>
+              <w:t>取餐号前</w:t>
             </w:r>
             <w:r>
               <w:lastRenderedPageBreak/>
               <w:t>缀</w:t>
             </w:r>
+            <w:proofErr w:type="gramEnd"/>
           </w:p>
         </w:tc>
         <w:tc>
@@ -7427,9 +7530,11 @@
               <w:t>wid</w:t>
             </w:r>
             <w:proofErr w:type="spellEnd"/>
+            <w:proofErr w:type="gramStart"/>
             <w:r>
               <w:t>}:queue</w:t>
             </w:r>
+            <w:proofErr w:type="gramEnd"/>
           </w:p>
         </w:tc>
         <w:tc>
@@ -8591,8 +8696,13 @@
             <w:r>
               <w:t xml:space="preserve"> / </w:t>
             </w:r>
-            <w:r>
-              <w:t>用户级限流参数（评分要求</w:t>
+            <w:proofErr w:type="gramStart"/>
+            <w:r>
+              <w:t>用户级限流</w:t>
+            </w:r>
+            <w:proofErr w:type="gramEnd"/>
+            <w:r>
+              <w:t>参数（评分要求</w:t>
             </w:r>
             <w:r>
               <w:t xml:space="preserve"> P1 </w:t>
@@ -8637,7 +8747,15 @@
               <w:cnfStyle w:val="000000000000" w:firstRow="0" w:lastRow="0" w:firstColumn="0" w:lastColumn="0" w:oddVBand="0" w:evenVBand="0" w:oddHBand="0" w:evenHBand="0" w:firstRowFirstColumn="0" w:firstRowLastColumn="0" w:lastRowFirstColumn="0" w:lastRowLastColumn="0"/>
             </w:pPr>
             <w:r>
-              <w:t>内部错误透传业务码；网关层</w:t>
+              <w:t>内部错误</w:t>
+            </w:r>
+            <w:proofErr w:type="gramStart"/>
+            <w:r>
+              <w:t>透传业务码</w:t>
+            </w:r>
+            <w:proofErr w:type="gramEnd"/>
+            <w:r>
+              <w:t>；网关层</w:t>
             </w:r>
             <w:r>
               <w:t xml:space="preserve"> 401 </w:t>
@@ -9374,7 +9492,15 @@
         <w:t xml:space="preserve">• </w:t>
       </w:r>
       <w:r>
-        <w:t>单微服务故障不影响登录与基础查询；</w:t>
+        <w:t>单</w:t>
+      </w:r>
+      <w:proofErr w:type="gramStart"/>
+      <w:r>
+        <w:t>微服务</w:t>
+      </w:r>
+      <w:proofErr w:type="gramEnd"/>
+      <w:r>
+        <w:t>故障不影响登录与基础查询；</w:t>
       </w:r>
     </w:p>
     <w:p>
@@ -10140,8 +10266,13 @@
       <w:r>
         <w:t xml:space="preserve">• </w:t>
       </w:r>
-      <w:r>
-        <w:t>当前仅简体中文；</w:t>
+      <w:proofErr w:type="gramStart"/>
+      <w:r>
+        <w:t>当前仅</w:t>
+      </w:r>
+      <w:proofErr w:type="gramEnd"/>
+      <w:r>
+        <w:t>简体中文；</w:t>
       </w:r>
     </w:p>
     <w:p>
@@ -10811,8 +10942,13 @@
               <w:cnfStyle w:val="000000000000" w:firstRow="0" w:lastRow="0" w:firstColumn="0" w:lastColumn="0" w:oddVBand="0" w:evenVBand="0" w:oddHBand="0" w:evenHBand="0" w:firstRowFirstColumn="0" w:firstRowLastColumn="0" w:lastRowFirstColumn="0" w:lastRowLastColumn="0"/>
             </w:pPr>
             <w:r>
-              <w:t>注册时手机号或学工号冲突</w:t>
-            </w:r>
+              <w:t>注册时手机号或</w:t>
+            </w:r>
+            <w:proofErr w:type="gramStart"/>
+            <w:r>
+              <w:t>学工号冲突</w:t>
+            </w:r>
+            <w:proofErr w:type="gramEnd"/>
           </w:p>
         </w:tc>
       </w:tr>
@@ -11208,8 +11344,13 @@
             <w:r>
               <w:t xml:space="preserve"> / </w:t>
             </w:r>
-            <w:r>
-              <w:t>删菜品被阻拦</w:t>
+            <w:proofErr w:type="gramStart"/>
+            <w:r>
+              <w:t>删</w:t>
+            </w:r>
+            <w:proofErr w:type="gramEnd"/>
+            <w:r>
+              <w:t>菜品被阻拦</w:t>
             </w:r>
           </w:p>
         </w:tc>
@@ -11343,8 +11484,13 @@
             <w:r>
               <w:t xml:space="preserve"> / </w:t>
             </w:r>
-            <w:r>
-              <w:t>删窗口时活动订单未清</w:t>
+            <w:proofErr w:type="gramStart"/>
+            <w:r>
+              <w:t>删</w:t>
+            </w:r>
+            <w:proofErr w:type="gramEnd"/>
+            <w:r>
+              <w:t>窗口时活动订单未清</w:t>
             </w:r>
           </w:p>
         </w:tc>
@@ -11886,8 +12032,13 @@
       <w:r>
         <w:t xml:space="preserve"> 4 </w:t>
       </w:r>
-      <w:r>
-        <w:t>个库（</w:t>
+      <w:proofErr w:type="gramStart"/>
+      <w:r>
+        <w:t>个</w:t>
+      </w:r>
+      <w:proofErr w:type="gramEnd"/>
+      <w:r>
+        <w:t>库（</w:t>
       </w:r>
       <w:proofErr w:type="spellStart"/>
       <w:r>
@@ -11959,7 +12110,23 @@
           <w:rFonts w:ascii="Consolas" w:eastAsia="Consolas" w:hAnsi="Consolas"/>
           <w:sz w:val="18"/>
         </w:rPr>
-        <w:t xml:space="preserve"> ||--o{ orders : </w:t>
+        <w:t xml:space="preserve"> ||--</w:t>
+      </w:r>
+      <w:proofErr w:type="gramStart"/>
+      <w:r>
+        <w:rPr>
+          <w:rFonts w:ascii="Consolas" w:eastAsia="Consolas" w:hAnsi="Consolas"/>
+          <w:sz w:val="18"/>
+        </w:rPr>
+        <w:t>o{ orders</w:t>
+      </w:r>
+      <w:proofErr w:type="gramEnd"/>
+      <w:r>
+        <w:rPr>
+          <w:rFonts w:ascii="Consolas" w:eastAsia="Consolas" w:hAnsi="Consolas"/>
+          <w:sz w:val="18"/>
+        </w:rPr>
+        <w:t xml:space="preserve"> : </w:t>
       </w:r>
       <w:proofErr w:type="spellStart"/>
       <w:r>
@@ -11997,7 +12164,15 @@
           <w:rFonts w:ascii="Consolas" w:eastAsia="Consolas" w:hAnsi="Consolas"/>
           <w:sz w:val="18"/>
         </w:rPr>
-        <w:t xml:space="preserve"> ||--o{ </w:t>
+        <w:t xml:space="preserve"> ||--</w:t>
+      </w:r>
+      <w:proofErr w:type="gramStart"/>
+      <w:r>
+        <w:rPr>
+          <w:rFonts w:ascii="Consolas" w:eastAsia="Consolas" w:hAnsi="Consolas"/>
+          <w:sz w:val="18"/>
+        </w:rPr>
+        <w:t xml:space="preserve">o{ </w:t>
       </w:r>
       <w:proofErr w:type="spellStart"/>
       <w:r>
@@ -12005,6 +12180,68 @@
           <w:rFonts w:ascii="Consolas" w:eastAsia="Consolas" w:hAnsi="Consolas"/>
           <w:sz w:val="18"/>
         </w:rPr>
+        <w:t>canteen</w:t>
+      </w:r>
+      <w:proofErr w:type="gramEnd"/>
+      <w:r>
+        <w:rPr>
+          <w:rFonts w:ascii="Consolas" w:eastAsia="Consolas" w:hAnsi="Consolas"/>
+          <w:sz w:val="18"/>
+        </w:rPr>
+        <w:t>_</w:t>
+      </w:r>
+      <w:proofErr w:type="gramStart"/>
+      <w:r>
+        <w:rPr>
+          <w:rFonts w:ascii="Consolas" w:eastAsia="Consolas" w:hAnsi="Consolas"/>
+          <w:sz w:val="18"/>
+        </w:rPr>
+        <w:t>window</w:t>
+      </w:r>
+      <w:proofErr w:type="spellEnd"/>
+      <w:r>
+        <w:rPr>
+          <w:rFonts w:ascii="Consolas" w:eastAsia="Consolas" w:hAnsi="Consolas"/>
+          <w:sz w:val="18"/>
+        </w:rPr>
+        <w:t xml:space="preserve"> :</w:t>
+      </w:r>
+      <w:proofErr w:type="gramEnd"/>
+      <w:r>
+        <w:rPr>
+          <w:rFonts w:ascii="Consolas" w:eastAsia="Consolas" w:hAnsi="Consolas"/>
+          <w:sz w:val="18"/>
+        </w:rPr>
+        <w:t xml:space="preserve"> </w:t>
+      </w:r>
+      <w:proofErr w:type="spellStart"/>
+      <w:r>
+        <w:rPr>
+          <w:rFonts w:ascii="Consolas" w:eastAsia="Consolas" w:hAnsi="Consolas"/>
+          <w:sz w:val="18"/>
+        </w:rPr>
+        <w:t>merchantId</w:t>
+      </w:r>
+      <w:proofErr w:type="spellEnd"/>
+    </w:p>
+    <w:p>
+      <w:pPr>
+        <w:spacing w:before="20" w:after="20"/>
+        <w:ind w:left="567"/>
+      </w:pPr>
+      <w:r>
+        <w:rPr>
+          <w:rFonts w:ascii="Consolas" w:eastAsia="Consolas" w:hAnsi="Consolas"/>
+          <w:sz w:val="18"/>
+        </w:rPr>
+        <w:t xml:space="preserve">    </w:t>
+      </w:r>
+      <w:proofErr w:type="spellStart"/>
+      <w:r>
+        <w:rPr>
+          <w:rFonts w:ascii="Consolas" w:eastAsia="Consolas" w:hAnsi="Consolas"/>
+          <w:sz w:val="18"/>
+        </w:rPr>
         <w:t>canteen_window</w:t>
       </w:r>
       <w:proofErr w:type="spellEnd"/>
@@ -12013,6 +12250,22 @@
           <w:rFonts w:ascii="Consolas" w:eastAsia="Consolas" w:hAnsi="Consolas"/>
           <w:sz w:val="18"/>
         </w:rPr>
+        <w:t xml:space="preserve"> ||--</w:t>
+      </w:r>
+      <w:proofErr w:type="gramStart"/>
+      <w:r>
+        <w:rPr>
+          <w:rFonts w:ascii="Consolas" w:eastAsia="Consolas" w:hAnsi="Consolas"/>
+          <w:sz w:val="18"/>
+        </w:rPr>
+        <w:t>o{ orders</w:t>
+      </w:r>
+      <w:proofErr w:type="gramEnd"/>
+      <w:r>
+        <w:rPr>
+          <w:rFonts w:ascii="Consolas" w:eastAsia="Consolas" w:hAnsi="Consolas"/>
+          <w:sz w:val="18"/>
+        </w:rPr>
         <w:t xml:space="preserve"> : </w:t>
       </w:r>
       <w:proofErr w:type="spellStart"/>
@@ -12021,7 +12274,7 @@
           <w:rFonts w:ascii="Consolas" w:eastAsia="Consolas" w:hAnsi="Consolas"/>
           <w:sz w:val="18"/>
         </w:rPr>
-        <w:t>merchantId</w:t>
+        <w:t>windowId</w:t>
       </w:r>
       <w:proofErr w:type="spellEnd"/>
     </w:p>
@@ -12051,7 +12304,15 @@
           <w:rFonts w:ascii="Consolas" w:eastAsia="Consolas" w:hAnsi="Consolas"/>
           <w:sz w:val="18"/>
         </w:rPr>
-        <w:t xml:space="preserve"> ||--o{ orders : </w:t>
+        <w:t xml:space="preserve"> ||--</w:t>
+      </w:r>
+      <w:proofErr w:type="gramStart"/>
+      <w:r>
+        <w:rPr>
+          <w:rFonts w:ascii="Consolas" w:eastAsia="Consolas" w:hAnsi="Consolas"/>
+          <w:sz w:val="18"/>
+        </w:rPr>
+        <w:t xml:space="preserve">o{ </w:t>
       </w:r>
       <w:proofErr w:type="spellStart"/>
       <w:r>
@@ -12059,6 +12320,46 @@
           <w:rFonts w:ascii="Consolas" w:eastAsia="Consolas" w:hAnsi="Consolas"/>
           <w:sz w:val="18"/>
         </w:rPr>
+        <w:t>pickup</w:t>
+      </w:r>
+      <w:proofErr w:type="gramEnd"/>
+      <w:r>
+        <w:rPr>
+          <w:rFonts w:ascii="Consolas" w:eastAsia="Consolas" w:hAnsi="Consolas"/>
+          <w:sz w:val="18"/>
+        </w:rPr>
+        <w:t>_</w:t>
+      </w:r>
+      <w:proofErr w:type="gramStart"/>
+      <w:r>
+        <w:rPr>
+          <w:rFonts w:ascii="Consolas" w:eastAsia="Consolas" w:hAnsi="Consolas"/>
+          <w:sz w:val="18"/>
+        </w:rPr>
+        <w:t>record</w:t>
+      </w:r>
+      <w:proofErr w:type="spellEnd"/>
+      <w:r>
+        <w:rPr>
+          <w:rFonts w:ascii="Consolas" w:eastAsia="Consolas" w:hAnsi="Consolas"/>
+          <w:sz w:val="18"/>
+        </w:rPr>
+        <w:t xml:space="preserve"> :</w:t>
+      </w:r>
+      <w:proofErr w:type="gramEnd"/>
+      <w:r>
+        <w:rPr>
+          <w:rFonts w:ascii="Consolas" w:eastAsia="Consolas" w:hAnsi="Consolas"/>
+          <w:sz w:val="18"/>
+        </w:rPr>
+        <w:t xml:space="preserve"> </w:t>
+      </w:r>
+      <w:proofErr w:type="spellStart"/>
+      <w:r>
+        <w:rPr>
+          <w:rFonts w:ascii="Consolas" w:eastAsia="Consolas" w:hAnsi="Consolas"/>
+          <w:sz w:val="18"/>
+        </w:rPr>
         <w:t>windowId</w:t>
       </w:r>
       <w:proofErr w:type="spellEnd"/>
@@ -12073,6 +12374,146 @@
           <w:rFonts w:ascii="Consolas" w:eastAsia="Consolas" w:hAnsi="Consolas"/>
           <w:sz w:val="18"/>
         </w:rPr>
+        <w:t xml:space="preserve">    dish ||--</w:t>
+      </w:r>
+      <w:proofErr w:type="gramStart"/>
+      <w:r>
+        <w:rPr>
+          <w:rFonts w:ascii="Consolas" w:eastAsia="Consolas" w:hAnsi="Consolas"/>
+          <w:sz w:val="18"/>
+        </w:rPr>
+        <w:t xml:space="preserve">o{ </w:t>
+      </w:r>
+      <w:proofErr w:type="spellStart"/>
+      <w:r>
+        <w:rPr>
+          <w:rFonts w:ascii="Consolas" w:eastAsia="Consolas" w:hAnsi="Consolas"/>
+          <w:sz w:val="18"/>
+        </w:rPr>
+        <w:t>menu</w:t>
+      </w:r>
+      <w:proofErr w:type="gramEnd"/>
+      <w:r>
+        <w:rPr>
+          <w:rFonts w:ascii="Consolas" w:eastAsia="Consolas" w:hAnsi="Consolas"/>
+          <w:sz w:val="18"/>
+        </w:rPr>
+        <w:t>_</w:t>
+      </w:r>
+      <w:proofErr w:type="gramStart"/>
+      <w:r>
+        <w:rPr>
+          <w:rFonts w:ascii="Consolas" w:eastAsia="Consolas" w:hAnsi="Consolas"/>
+          <w:sz w:val="18"/>
+        </w:rPr>
+        <w:t>dish</w:t>
+      </w:r>
+      <w:proofErr w:type="spellEnd"/>
+      <w:r>
+        <w:rPr>
+          <w:rFonts w:ascii="Consolas" w:eastAsia="Consolas" w:hAnsi="Consolas"/>
+          <w:sz w:val="18"/>
+        </w:rPr>
+        <w:t xml:space="preserve"> :</w:t>
+      </w:r>
+      <w:proofErr w:type="gramEnd"/>
+      <w:r>
+        <w:rPr>
+          <w:rFonts w:ascii="Consolas" w:eastAsia="Consolas" w:hAnsi="Consolas"/>
+          <w:sz w:val="18"/>
+        </w:rPr>
+        <w:t xml:space="preserve"> </w:t>
+      </w:r>
+      <w:proofErr w:type="spellStart"/>
+      <w:r>
+        <w:rPr>
+          <w:rFonts w:ascii="Consolas" w:eastAsia="Consolas" w:hAnsi="Consolas"/>
+          <w:sz w:val="18"/>
+        </w:rPr>
+        <w:t>dishId</w:t>
+      </w:r>
+      <w:proofErr w:type="spellEnd"/>
+    </w:p>
+    <w:p>
+      <w:pPr>
+        <w:spacing w:before="20" w:after="20"/>
+        <w:ind w:left="567"/>
+      </w:pPr>
+      <w:r>
+        <w:rPr>
+          <w:rFonts w:ascii="Consolas" w:eastAsia="Consolas" w:hAnsi="Consolas"/>
+          <w:sz w:val="18"/>
+        </w:rPr>
+        <w:t xml:space="preserve">    menu ||--</w:t>
+      </w:r>
+      <w:proofErr w:type="gramStart"/>
+      <w:r>
+        <w:rPr>
+          <w:rFonts w:ascii="Consolas" w:eastAsia="Consolas" w:hAnsi="Consolas"/>
+          <w:sz w:val="18"/>
+        </w:rPr>
+        <w:t xml:space="preserve">o{ </w:t>
+      </w:r>
+      <w:proofErr w:type="spellStart"/>
+      <w:r>
+        <w:rPr>
+          <w:rFonts w:ascii="Consolas" w:eastAsia="Consolas" w:hAnsi="Consolas"/>
+          <w:sz w:val="18"/>
+        </w:rPr>
+        <w:t>menu</w:t>
+      </w:r>
+      <w:proofErr w:type="gramEnd"/>
+      <w:r>
+        <w:rPr>
+          <w:rFonts w:ascii="Consolas" w:eastAsia="Consolas" w:hAnsi="Consolas"/>
+          <w:sz w:val="18"/>
+        </w:rPr>
+        <w:t>_</w:t>
+      </w:r>
+      <w:proofErr w:type="gramStart"/>
+      <w:r>
+        <w:rPr>
+          <w:rFonts w:ascii="Consolas" w:eastAsia="Consolas" w:hAnsi="Consolas"/>
+          <w:sz w:val="18"/>
+        </w:rPr>
+        <w:t>dish</w:t>
+      </w:r>
+      <w:proofErr w:type="spellEnd"/>
+      <w:r>
+        <w:rPr>
+          <w:rFonts w:ascii="Consolas" w:eastAsia="Consolas" w:hAnsi="Consolas"/>
+          <w:sz w:val="18"/>
+        </w:rPr>
+        <w:t xml:space="preserve"> :</w:t>
+      </w:r>
+      <w:proofErr w:type="gramEnd"/>
+      <w:r>
+        <w:rPr>
+          <w:rFonts w:ascii="Consolas" w:eastAsia="Consolas" w:hAnsi="Consolas"/>
+          <w:sz w:val="18"/>
+        </w:rPr>
+        <w:t xml:space="preserve"> </w:t>
+      </w:r>
+      <w:proofErr w:type="spellStart"/>
+      <w:r>
+        <w:rPr>
+          <w:rFonts w:ascii="Consolas" w:eastAsia="Consolas" w:hAnsi="Consolas"/>
+          <w:sz w:val="18"/>
+        </w:rPr>
+        <w:t>menuId</w:t>
+      </w:r>
+      <w:proofErr w:type="spellEnd"/>
+    </w:p>
+    <w:p>
+      <w:pPr>
+        <w:spacing w:before="20" w:after="20"/>
+        <w:ind w:left="567"/>
+      </w:pPr>
+      <w:r>
+        <w:rPr>
+          <w:rFonts w:ascii="Consolas" w:eastAsia="Consolas" w:hAnsi="Consolas"/>
+          <w:sz w:val="18"/>
+        </w:rPr>
         <w:t xml:space="preserve">    </w:t>
       </w:r>
       <w:proofErr w:type="spellStart"/>
@@ -12081,7 +12522,7 @@
           <w:rFonts w:ascii="Consolas" w:eastAsia="Consolas" w:hAnsi="Consolas"/>
           <w:sz w:val="18"/>
         </w:rPr>
-        <w:t>canteen_window</w:t>
+        <w:t>menu_dish</w:t>
       </w:r>
       <w:proofErr w:type="spellEnd"/>
       <w:r>
@@ -12089,7 +12530,15 @@
           <w:rFonts w:ascii="Consolas" w:eastAsia="Consolas" w:hAnsi="Consolas"/>
           <w:sz w:val="18"/>
         </w:rPr>
-        <w:t xml:space="preserve"> ||--o{ </w:t>
+        <w:t xml:space="preserve"> ||--</w:t>
+      </w:r>
+      <w:proofErr w:type="gramStart"/>
+      <w:r>
+        <w:rPr>
+          <w:rFonts w:ascii="Consolas" w:eastAsia="Consolas" w:hAnsi="Consolas"/>
+          <w:sz w:val="18"/>
+        </w:rPr>
+        <w:t xml:space="preserve">o{ </w:t>
       </w:r>
       <w:proofErr w:type="spellStart"/>
       <w:r>
@@ -12097,7 +12546,23 @@
           <w:rFonts w:ascii="Consolas" w:eastAsia="Consolas" w:hAnsi="Consolas"/>
           <w:sz w:val="18"/>
         </w:rPr>
-        <w:t>pickup_record</w:t>
+        <w:t>order</w:t>
+      </w:r>
+      <w:proofErr w:type="gramEnd"/>
+      <w:r>
+        <w:rPr>
+          <w:rFonts w:ascii="Consolas" w:eastAsia="Consolas" w:hAnsi="Consolas"/>
+          <w:sz w:val="18"/>
+        </w:rPr>
+        <w:t>_</w:t>
+      </w:r>
+      <w:proofErr w:type="gramStart"/>
+      <w:r>
+        <w:rPr>
+          <w:rFonts w:ascii="Consolas" w:eastAsia="Consolas" w:hAnsi="Consolas"/>
+          <w:sz w:val="18"/>
+        </w:rPr>
+        <w:t>item</w:t>
       </w:r>
       <w:proofErr w:type="spellEnd"/>
       <w:r>
@@ -12105,7 +12570,15 @@
           <w:rFonts w:ascii="Consolas" w:eastAsia="Consolas" w:hAnsi="Consolas"/>
           <w:sz w:val="18"/>
         </w:rPr>
-        <w:t xml:space="preserve"> : </w:t>
+        <w:t xml:space="preserve"> :</w:t>
+      </w:r>
+      <w:proofErr w:type="gramEnd"/>
+      <w:r>
+        <w:rPr>
+          <w:rFonts w:ascii="Consolas" w:eastAsia="Consolas" w:hAnsi="Consolas"/>
+          <w:sz w:val="18"/>
+        </w:rPr>
+        <w:t xml:space="preserve"> </w:t>
       </w:r>
       <w:proofErr w:type="spellStart"/>
       <w:r>
@@ -12113,7 +12586,7 @@
           <w:rFonts w:ascii="Consolas" w:eastAsia="Consolas" w:hAnsi="Consolas"/>
           <w:sz w:val="18"/>
         </w:rPr>
-        <w:t>windowId</w:t>
+        <w:t>menuDishId</w:t>
       </w:r>
       <w:proofErr w:type="spellEnd"/>
     </w:p>
@@ -12127,7 +12600,15 @@
           <w:rFonts w:ascii="Consolas" w:eastAsia="Consolas" w:hAnsi="Consolas"/>
           <w:sz w:val="18"/>
         </w:rPr>
-        <w:t xml:space="preserve">    dish ||--o{ </w:t>
+        <w:t xml:space="preserve">    orders ||--</w:t>
+      </w:r>
+      <w:proofErr w:type="gramStart"/>
+      <w:r>
+        <w:rPr>
+          <w:rFonts w:ascii="Consolas" w:eastAsia="Consolas" w:hAnsi="Consolas"/>
+          <w:sz w:val="18"/>
+        </w:rPr>
+        <w:t xml:space="preserve">o{ </w:t>
       </w:r>
       <w:proofErr w:type="spellStart"/>
       <w:r>
@@ -12135,7 +12616,23 @@
           <w:rFonts w:ascii="Consolas" w:eastAsia="Consolas" w:hAnsi="Consolas"/>
           <w:sz w:val="18"/>
         </w:rPr>
-        <w:t>menu_dish</w:t>
+        <w:t>order</w:t>
+      </w:r>
+      <w:proofErr w:type="gramEnd"/>
+      <w:r>
+        <w:rPr>
+          <w:rFonts w:ascii="Consolas" w:eastAsia="Consolas" w:hAnsi="Consolas"/>
+          <w:sz w:val="18"/>
+        </w:rPr>
+        <w:t>_</w:t>
+      </w:r>
+      <w:proofErr w:type="gramStart"/>
+      <w:r>
+        <w:rPr>
+          <w:rFonts w:ascii="Consolas" w:eastAsia="Consolas" w:hAnsi="Consolas"/>
+          <w:sz w:val="18"/>
+        </w:rPr>
+        <w:t>item</w:t>
       </w:r>
       <w:proofErr w:type="spellEnd"/>
       <w:r>
@@ -12143,7 +12640,15 @@
           <w:rFonts w:ascii="Consolas" w:eastAsia="Consolas" w:hAnsi="Consolas"/>
           <w:sz w:val="18"/>
         </w:rPr>
-        <w:t xml:space="preserve"> : </w:t>
+        <w:t xml:space="preserve"> :</w:t>
+      </w:r>
+      <w:proofErr w:type="gramEnd"/>
+      <w:r>
+        <w:rPr>
+          <w:rFonts w:ascii="Consolas" w:eastAsia="Consolas" w:hAnsi="Consolas"/>
+          <w:sz w:val="18"/>
+        </w:rPr>
+        <w:t xml:space="preserve"> </w:t>
       </w:r>
       <w:proofErr w:type="spellStart"/>
       <w:r>
@@ -12151,7 +12656,7 @@
           <w:rFonts w:ascii="Consolas" w:eastAsia="Consolas" w:hAnsi="Consolas"/>
           <w:sz w:val="18"/>
         </w:rPr>
-        <w:t>dishId</w:t>
+        <w:t>orderId</w:t>
       </w:r>
       <w:proofErr w:type="spellEnd"/>
     </w:p>
@@ -12165,7 +12670,15 @@
           <w:rFonts w:ascii="Consolas" w:eastAsia="Consolas" w:hAnsi="Consolas"/>
           <w:sz w:val="18"/>
         </w:rPr>
-        <w:t xml:space="preserve">    menu ||--o{ </w:t>
+        <w:t xml:space="preserve">    orders ||--</w:t>
+      </w:r>
+      <w:proofErr w:type="gramStart"/>
+      <w:r>
+        <w:rPr>
+          <w:rFonts w:ascii="Consolas" w:eastAsia="Consolas" w:hAnsi="Consolas"/>
+          <w:sz w:val="18"/>
+        </w:rPr>
+        <w:t xml:space="preserve">o{ </w:t>
       </w:r>
       <w:proofErr w:type="spellStart"/>
       <w:r>
@@ -12173,7 +12686,23 @@
           <w:rFonts w:ascii="Consolas" w:eastAsia="Consolas" w:hAnsi="Consolas"/>
           <w:sz w:val="18"/>
         </w:rPr>
-        <w:t>menu_dish</w:t>
+        <w:t>pickup</w:t>
+      </w:r>
+      <w:proofErr w:type="gramEnd"/>
+      <w:r>
+        <w:rPr>
+          <w:rFonts w:ascii="Consolas" w:eastAsia="Consolas" w:hAnsi="Consolas"/>
+          <w:sz w:val="18"/>
+        </w:rPr>
+        <w:t>_</w:t>
+      </w:r>
+      <w:proofErr w:type="gramStart"/>
+      <w:r>
+        <w:rPr>
+          <w:rFonts w:ascii="Consolas" w:eastAsia="Consolas" w:hAnsi="Consolas"/>
+          <w:sz w:val="18"/>
+        </w:rPr>
+        <w:t>record</w:t>
       </w:r>
       <w:proofErr w:type="spellEnd"/>
       <w:r>
@@ -12181,137 +12710,15 @@
           <w:rFonts w:ascii="Consolas" w:eastAsia="Consolas" w:hAnsi="Consolas"/>
           <w:sz w:val="18"/>
         </w:rPr>
-        <w:t xml:space="preserve"> : </w:t>
-      </w:r>
-      <w:proofErr w:type="spellStart"/>
-      <w:r>
-        <w:rPr>
-          <w:rFonts w:ascii="Consolas" w:eastAsia="Consolas" w:hAnsi="Consolas"/>
-          <w:sz w:val="18"/>
-        </w:rPr>
-        <w:t>menuId</w:t>
-      </w:r>
-      <w:proofErr w:type="spellEnd"/>
-    </w:p>
-    <w:p>
-      <w:pPr>
-        <w:spacing w:before="20" w:after="20"/>
-        <w:ind w:left="567"/>
-      </w:pPr>
-      <w:r>
-        <w:rPr>
-          <w:rFonts w:ascii="Consolas" w:eastAsia="Consolas" w:hAnsi="Consolas"/>
-          <w:sz w:val="18"/>
-        </w:rPr>
-        <w:t xml:space="preserve">    </w:t>
-      </w:r>
-      <w:proofErr w:type="spellStart"/>
-      <w:r>
-        <w:rPr>
-          <w:rFonts w:ascii="Consolas" w:eastAsia="Consolas" w:hAnsi="Consolas"/>
-          <w:sz w:val="18"/>
-        </w:rPr>
-        <w:t>menu_dish</w:t>
-      </w:r>
-      <w:proofErr w:type="spellEnd"/>
-      <w:r>
-        <w:rPr>
-          <w:rFonts w:ascii="Consolas" w:eastAsia="Consolas" w:hAnsi="Consolas"/>
-          <w:sz w:val="18"/>
-        </w:rPr>
-        <w:t xml:space="preserve"> ||--o{ </w:t>
-      </w:r>
-      <w:proofErr w:type="spellStart"/>
-      <w:r>
-        <w:rPr>
-          <w:rFonts w:ascii="Consolas" w:eastAsia="Consolas" w:hAnsi="Consolas"/>
-          <w:sz w:val="18"/>
-        </w:rPr>
-        <w:t>order_item</w:t>
-      </w:r>
-      <w:proofErr w:type="spellEnd"/>
-      <w:r>
-        <w:rPr>
-          <w:rFonts w:ascii="Consolas" w:eastAsia="Consolas" w:hAnsi="Consolas"/>
-          <w:sz w:val="18"/>
-        </w:rPr>
-        <w:t xml:space="preserve"> : </w:t>
-      </w:r>
-      <w:proofErr w:type="spellStart"/>
-      <w:r>
-        <w:rPr>
-          <w:rFonts w:ascii="Consolas" w:eastAsia="Consolas" w:hAnsi="Consolas"/>
-          <w:sz w:val="18"/>
-        </w:rPr>
-        <w:t>menuDishId</w:t>
-      </w:r>
-      <w:proofErr w:type="spellEnd"/>
-    </w:p>
-    <w:p>
-      <w:pPr>
-        <w:spacing w:before="20" w:after="20"/>
-        <w:ind w:left="567"/>
-      </w:pPr>
-      <w:r>
-        <w:rPr>
-          <w:rFonts w:ascii="Consolas" w:eastAsia="Consolas" w:hAnsi="Consolas"/>
-          <w:sz w:val="18"/>
-        </w:rPr>
-        <w:t xml:space="preserve">    orders ||--o{ </w:t>
-      </w:r>
-      <w:proofErr w:type="spellStart"/>
-      <w:r>
-        <w:rPr>
-          <w:rFonts w:ascii="Consolas" w:eastAsia="Consolas" w:hAnsi="Consolas"/>
-          <w:sz w:val="18"/>
-        </w:rPr>
-        <w:t>order_item</w:t>
-      </w:r>
-      <w:proofErr w:type="spellEnd"/>
-      <w:r>
-        <w:rPr>
-          <w:rFonts w:ascii="Consolas" w:eastAsia="Consolas" w:hAnsi="Consolas"/>
-          <w:sz w:val="18"/>
-        </w:rPr>
-        <w:t xml:space="preserve"> : </w:t>
-      </w:r>
-      <w:proofErr w:type="spellStart"/>
-      <w:r>
-        <w:rPr>
-          <w:rFonts w:ascii="Consolas" w:eastAsia="Consolas" w:hAnsi="Consolas"/>
-          <w:sz w:val="18"/>
-        </w:rPr>
-        <w:t>orderId</w:t>
-      </w:r>
-      <w:proofErr w:type="spellEnd"/>
-    </w:p>
-    <w:p>
-      <w:pPr>
-        <w:spacing w:before="20" w:after="20"/>
-        <w:ind w:left="567"/>
-      </w:pPr>
-      <w:r>
-        <w:rPr>
-          <w:rFonts w:ascii="Consolas" w:eastAsia="Consolas" w:hAnsi="Consolas"/>
-          <w:sz w:val="18"/>
-        </w:rPr>
-        <w:t xml:space="preserve">    orders ||--o{ </w:t>
-      </w:r>
-      <w:proofErr w:type="spellStart"/>
-      <w:r>
-        <w:rPr>
-          <w:rFonts w:ascii="Consolas" w:eastAsia="Consolas" w:hAnsi="Consolas"/>
-          <w:sz w:val="18"/>
-        </w:rPr>
-        <w:t>pickup_record</w:t>
-      </w:r>
-      <w:proofErr w:type="spellEnd"/>
-      <w:r>
-        <w:rPr>
-          <w:rFonts w:ascii="Consolas" w:eastAsia="Consolas" w:hAnsi="Consolas"/>
-          <w:sz w:val="18"/>
-        </w:rPr>
-        <w:t xml:space="preserve"> : </w:t>
+        <w:t xml:space="preserve"> :</w:t>
+      </w:r>
+      <w:proofErr w:type="gramEnd"/>
+      <w:r>
+        <w:rPr>
+          <w:rFonts w:ascii="Consolas" w:eastAsia="Consolas" w:hAnsi="Consolas"/>
+          <w:sz w:val="18"/>
+        </w:rPr>
+        <w:t xml:space="preserve"> </w:t>
       </w:r>
       <w:proofErr w:type="spellStart"/>
       <w:r>
@@ -14477,9 +14884,11 @@
             <w:tcW w:w="2769" w:type="dxa"/>
           </w:tcPr>
           <w:p>
+            <w:proofErr w:type="gramStart"/>
             <w:r>
               <w:t>队列回查</w:t>
             </w:r>
+            <w:proofErr w:type="gramEnd"/>
           </w:p>
         </w:tc>
       </w:tr>
@@ -14569,17 +14978,21 @@
             <w:tcW w:w="2769" w:type="dxa"/>
           </w:tcPr>
           <w:p>
+            <w:proofErr w:type="gramStart"/>
             <w:r>
               <w:t>window:{</w:t>
             </w:r>
             <w:proofErr w:type="spellStart"/>
+            <w:proofErr w:type="gramEnd"/>
             <w:r>
               <w:t>wid</w:t>
             </w:r>
             <w:proofErr w:type="spellEnd"/>
+            <w:proofErr w:type="gramStart"/>
             <w:r>
               <w:t>}:queue</w:t>
             </w:r>
+            <w:proofErr w:type="gramEnd"/>
           </w:p>
         </w:tc>
         <w:tc>
@@ -14626,17 +15039,21 @@
             <w:tcW w:w="2769" w:type="dxa"/>
           </w:tcPr>
           <w:p>
+            <w:proofErr w:type="gramStart"/>
             <w:r>
               <w:t>window:{</w:t>
             </w:r>
             <w:proofErr w:type="spellStart"/>
+            <w:proofErr w:type="gramEnd"/>
             <w:r>
               <w:t>wid</w:t>
             </w:r>
             <w:proofErr w:type="spellEnd"/>
+            <w:proofErr w:type="gramStart"/>
             <w:r>
               <w:t>}:current</w:t>
             </w:r>
+            <w:proofErr w:type="gramEnd"/>
           </w:p>
         </w:tc>
         <w:tc>
@@ -14674,17 +15091,21 @@
             <w:tcW w:w="2769" w:type="dxa"/>
           </w:tcPr>
           <w:p>
+            <w:proofErr w:type="gramStart"/>
             <w:r>
               <w:t>window:{</w:t>
             </w:r>
             <w:proofErr w:type="spellStart"/>
+            <w:proofErr w:type="gramEnd"/>
             <w:r>
               <w:t>wid</w:t>
             </w:r>
             <w:proofErr w:type="spellEnd"/>
+            <w:proofErr w:type="gramStart"/>
             <w:r>
               <w:t>}:history</w:t>
             </w:r>
+            <w:proofErr w:type="gramEnd"/>
           </w:p>
         </w:tc>
         <w:tc>
@@ -14728,17 +15149,21 @@
             <w:tcW w:w="2769" w:type="dxa"/>
           </w:tcPr>
           <w:p>
+            <w:proofErr w:type="gramStart"/>
             <w:r>
               <w:t>window:{</w:t>
             </w:r>
             <w:proofErr w:type="spellStart"/>
+            <w:proofErr w:type="gramEnd"/>
             <w:r>
               <w:t>wid</w:t>
             </w:r>
             <w:proofErr w:type="spellEnd"/>
+            <w:proofErr w:type="gramStart"/>
             <w:r>
               <w:t>}:seq</w:t>
             </w:r>
+            <w:proofErr w:type="gramEnd"/>
           </w:p>
         </w:tc>
         <w:tc>
@@ -14757,7 +15182,15 @@
           </w:tcPr>
           <w:p>
             <w:r>
-              <w:t>取餐号自增序列</w:t>
+              <w:t>取</w:t>
+            </w:r>
+            <w:proofErr w:type="gramStart"/>
+            <w:r>
+              <w:t>餐号自</w:t>
+            </w:r>
+            <w:proofErr w:type="gramEnd"/>
+            <w:r>
+              <w:t>增序列</w:t>
             </w:r>
           </w:p>
         </w:tc>
@@ -15063,8 +15496,13 @@
       <w:r>
         <w:t xml:space="preserve"> / </w:t>
       </w:r>
-      <w:r>
-        <w:t>学工号只能注册一个用户；</w:t>
+      <w:proofErr w:type="gramStart"/>
+      <w:r>
+        <w:t>学工号</w:t>
+      </w:r>
+      <w:proofErr w:type="gramEnd"/>
+      <w:r>
+        <w:t>只能注册一个用户；</w:t>
       </w:r>
     </w:p>
     <w:p>
@@ -15113,9 +15551,11 @@
       <w:r>
         <w:t xml:space="preserve">• </w:t>
       </w:r>
+      <w:proofErr w:type="gramStart"/>
       <w:r>
         <w:t>取餐码</w:t>
       </w:r>
+      <w:proofErr w:type="gramEnd"/>
       <w:r>
         <w:t xml:space="preserve"> 6 </w:t>
       </w:r>
@@ -15288,7 +15728,15 @@
         <w:t xml:space="preserve">• </w:t>
       </w:r>
       <w:r>
-        <w:t>部署节点须能够通过</w:t>
+        <w:t>部署节点</w:t>
+      </w:r>
+      <w:proofErr w:type="gramStart"/>
+      <w:r>
+        <w:t>须能够</w:t>
+      </w:r>
+      <w:proofErr w:type="gramEnd"/>
+      <w:r>
+        <w:t>通过</w:t>
       </w:r>
       <w:r>
         <w:t xml:space="preserve"> host.k3d.internal </w:t>
@@ -15319,7 +15767,15 @@
         <w:t xml:space="preserve">• pickup-service </w:t>
       </w:r>
       <w:r>
-        <w:t>副本数固定为</w:t>
+        <w:t>副本</w:t>
+      </w:r>
+      <w:proofErr w:type="gramStart"/>
+      <w:r>
+        <w:t>数固定</w:t>
+      </w:r>
+      <w:proofErr w:type="gramEnd"/>
+      <w:r>
+        <w:t>为</w:t>
       </w:r>
       <w:r>
         <w:t xml:space="preserve"> 1</w:t>
@@ -15391,8 +15847,18 @@
           <w:b/>
           <w:sz w:val="26"/>
         </w:rPr>
-        <w:t>法律与合规</w:t>
-      </w:r>
+        <w:t>法律与合</w:t>
+      </w:r>
+      <w:proofErr w:type="gramStart"/>
+      <w:r>
+        <w:rPr>
+          <w:rFonts w:ascii="Arial" w:eastAsia="黑体" w:hAnsi="Arial"/>
+          <w:b/>
+          <w:sz w:val="26"/>
+        </w:rPr>
+        <w:t>规</w:t>
+      </w:r>
+      <w:proofErr w:type="gramEnd"/>
     </w:p>
     <w:p>
       <w:pPr>
@@ -15513,9 +15979,11 @@
             <w:r>
               <w:t xml:space="preserve">5 </w:t>
             </w:r>
+            <w:proofErr w:type="gramStart"/>
             <w:r>
               <w:t>个</w:t>
             </w:r>
+            <w:proofErr w:type="gramEnd"/>
             <w:r>
               <w:t xml:space="preserve"> Spring Boot </w:t>
             </w:r>
@@ -16446,7 +16914,6 @@
   <w:style w:type="character" w:default="1" w:styleId="a0">
     <w:name w:val="Default Paragraph Font"/>
     <w:uiPriority w:val="1"/>
-    <w:semiHidden/>
     <w:unhideWhenUsed/>
   </w:style>
   <w:style w:type="table" w:default="1" w:styleId="a1">
